--- a/klagomål/A 25852-2026 FSC-klagomål.docx
+++ b/klagomål/A 25852-2026 FSC-klagomål.docx
@@ -879,7 +879,7 @@
     <w:r>
       <w:tab/>
       <w:tab/>
-      <w:t>2026-06-15</w:t>
+      <w:t>2026-06-16</w:t>
       <w:br/>
       <w:br/>
     </w:r>

--- a/klagomål/A 25852-2026 FSC-klagomål.docx
+++ b/klagomål/A 25852-2026 FSC-klagomål.docx
@@ -879,7 +879,7 @@
     <w:r>
       <w:tab/>
       <w:tab/>
-      <w:t>2026-06-16</w:t>
+      <w:t>2026-06-17</w:t>
       <w:br/>
       <w:br/>
     </w:r>

--- a/klagomål/A 25852-2026 FSC-klagomål.docx
+++ b/klagomål/A 25852-2026 FSC-klagomål.docx
@@ -1,6 +1,6 @@
 
 <file path=word/document.xml><?xml version="1.0" encoding="utf-8"?>
-<w:document xmlns:wpc="http://schemas.microsoft.com/office/word/2010/wordprocessingCanvas" xmlns:cx="http://schemas.microsoft.com/office/drawing/2014/chartex" xmlns:cx1="http://schemas.microsoft.com/office/drawing/2015/9/8/chartex" xmlns:cx2="http://schemas.microsoft.com/office/drawing/2015/10/21/chartex" xmlns:cx3="http://schemas.microsoft.com/office/drawing/2016/5/9/chartex" xmlns:cx4="http://schemas.microsoft.com/office/drawing/2016/5/10/chartex" xmlns:cx5="http://schemas.microsoft.com/office/drawing/2016/5/11/chartex" xmlns:cx6="http://schemas.microsoft.com/office/drawing/2016/5/12/chartex" xmlns:cx7="http://schemas.microsoft.com/office/drawing/2016/5/13/chartex" xmlns:cx8="http://schemas.microsoft.com/office/drawing/2016/5/14/chartex" xmlns:mc="http://schemas.openxmlformats.org/markup-compatibility/2006" xmlns:aink="http://schemas.microsoft.com/office/drawing/2016/ink" xmlns:am3d="http://schemas.microsoft.com/office/drawing/2017/model3d" xmlns:o="urn:schemas-microsoft-com:office:office" xmlns:oel="http://schemas.microsoft.com/office/2019/extlst" xmlns:r="http://schemas.openxmlformats.org/officeDocument/2006/relationships" xmlns:m="http://schemas.openxmlformats.org/officeDocument/2006/math" xmlns:v="urn:schemas-microsoft-com:vml" xmlns:wp14="http://schemas.microsoft.com/office/word/2010/wordprocessingDrawing" xmlns:wp="http://schemas.openxmlformats.org/drawingml/2006/wordprocessingDrawing" xmlns:w10="urn:schemas-microsoft-com:office:word" xmlns:w="http://schemas.openxmlformats.org/wordprocessingml/2006/main" xmlns:w14="http://schemas.microsoft.com/office/word/2010/wordml" xmlns:w15="http://schemas.microsoft.com/office/word/2012/wordml" xmlns:w16cex="http://schemas.microsoft.com/office/word/2018/wordml/cex" xmlns:w16cid="http://schemas.microsoft.com/office/word/2016/wordml/cid" xmlns:w16="http://schemas.microsoft.com/office/word/2018/wordml" xmlns:w16sdtdh="http://schemas.microsoft.com/office/word/2020/wordml/sdtdatahash" xmlns:w16se="http://schemas.microsoft.com/office/word/2015/wordml/symex" xmlns:wpg="http://schemas.microsoft.com/office/word/2010/wordprocessingGroup" xmlns:wpi="http://schemas.microsoft.com/office/word/2010/wordprocessingInk" xmlns:wne="http://schemas.microsoft.com/office/word/2006/wordml" xmlns:wps="http://schemas.microsoft.com/office/word/2010/wordprocessingShape" mc:Ignorable="w14 w15 w16se w16cid w16 w16cex w16sdtdh wp14">
+<w:document xmlns:wpc="http://schemas.microsoft.com/office/word/2010/wordprocessingCanvas" xmlns:cx="http://schemas.microsoft.com/office/drawing/2014/chartex" xmlns:cx1="http://schemas.microsoft.com/office/drawing/2015/9/8/chartex" xmlns:cx2="http://schemas.microsoft.com/office/drawing/2015/10/21/chartex" xmlns:cx3="http://schemas.microsoft.com/office/drawing/2016/5/9/chartex" xmlns:cx4="http://schemas.microsoft.com/office/drawing/2016/5/10/chartex" xmlns:cx5="http://schemas.microsoft.com/office/drawing/2016/5/11/chartex" xmlns:cx6="http://schemas.microsoft.com/office/drawing/2016/5/12/chartex" xmlns:cx7="http://schemas.microsoft.com/office/drawing/2016/5/13/chartex" xmlns:cx8="http://schemas.microsoft.com/office/drawing/2016/5/14/chartex" xmlns:mc="http://schemas.openxmlformats.org/markup-compatibility/2006" xmlns:aink="http://schemas.microsoft.com/office/drawing/2016/ink" xmlns:am3d="http://schemas.microsoft.com/office/drawing/2017/model3d" xmlns:o="urn:schemas-microsoft-com:office:office" xmlns:oel="http://schemas.microsoft.com/office/2019/extlst" xmlns:r="http://schemas.openxmlformats.org/officeDocument/2006/relationships" xmlns:m="http://schemas.openxmlformats.org/officeDocument/2006/math" xmlns:v="urn:schemas-microsoft-com:vml" xmlns:wp14="http://schemas.microsoft.com/office/word/2010/wordprocessingDrawing" xmlns:wp="http://schemas.openxmlformats.org/drawingml/2006/wordprocessingDrawing" xmlns:w10="urn:schemas-microsoft-com:office:word" xmlns:w="http://schemas.openxmlformats.org/wordprocessingml/2006/main" xmlns:w14="http://schemas.microsoft.com/office/word/2010/wordml" xmlns:w15="http://schemas.microsoft.com/office/word/2012/wordml" xmlns:w16cex="http://schemas.microsoft.com/office/word/2018/wordml/cex" xmlns:w16cid="http://schemas.microsoft.com/office/word/2016/wordml/cid" xmlns:w16="http://schemas.microsoft.com/office/word/2018/wordml" xmlns:w16du="http://schemas.microsoft.com/office/word/2023/wordml/word16du" xmlns:w16sdtdh="http://schemas.microsoft.com/office/word/2020/wordml/sdtdatahash" xmlns:w16sdtfl="http://schemas.microsoft.com/office/word/2024/wordml/sdtformatlock" xmlns:w16se="http://schemas.microsoft.com/office/word/2015/wordml/symex" xmlns:wpg="http://schemas.microsoft.com/office/word/2010/wordprocessingGroup" xmlns:wpi="http://schemas.microsoft.com/office/word/2010/wordprocessingInk" xmlns:wne="http://schemas.microsoft.com/office/word/2006/wordml" xmlns:wps="http://schemas.microsoft.com/office/word/2010/wordprocessingShape" mc:Ignorable="w14 w15 w16se w16cid w16 w16cex w16sdtdh w16sdtfl w16du wp14">
   <w:body>
     <w:p>
       <w:r>
@@ -168,7 +168,7 @@
     </w:p>
     <w:p>
       <w:r>
-        <w:t>Detta dokument behandlar höga naturvärden i avverkningsanmälan A 25852-2026 i Bräcke kommun. Denna avverkningsanmälan inkom 2026-06-05 13:16:39 och omfattar 3,7 ha.</w:t>
+        <w:t>Detta dokument behandlar höga naturvärden i avverkningsanmälan A 25852-2026 i Bräcke kommun som inkom 2026-06-05 och omfattar 3,7 ha.</w:t>
       </w:r>
     </w:p>
     <w:p>
@@ -191,12 +191,15 @@
     </w:p>
     <w:p>
       <w:r>
-        <w:t>I avverkningsanmälan har följande 4 naturvårdsarter hittats: dvärgbägarlav (NT), kolflarnlav (NT), lunglav (NT) och vedtrappmossa (NT). Av dessa är 4 rödlistade. För rödlistade arter har rödlistekategorin angivits inom parentes.</w:t>
+        <w:t>I och inom 25 meter från avverkningsanmälan har följande 7 naturvårdsarter hittats: garnlav (VU, T), dvärgbägarlav (NT, T), kolflarnlav (NT, T), lunglav (NT, T), rynkskinn (NT, T), vedtrappmossa (NT, T) och vedticka (S, T). Av dessa är 6 rödlistade. För rödlistade arter har rödlistekategorin angivits inom parentes. Arter som är signalarter enligt Skogsstyrelsen har markerats med (S). Typiska arter inom Natura 2000 som är kopplade till skogsekosystem har markerats med (T).</w:t>
       </w:r>
     </w:p>
     <w:p>
       <w:r>
-        <w:t>De påträffade naturvårdsarterna är ett tydligt kvitto på att detta rör sig om en skog med höga naturvärden. I Figur 1 visas en karta över det avverkningsanmälda området, där samtliga fyndplatser för naturvårdsarter som finns registrerade på Artportalen har markerats.</w:t>
+        <w:t>De påträffade naturvårdsarterna är ett tydligt kvitto på att det rör sig om en skog med höga naturvärden.</w:t>
+      </w:r>
+      <w:r>
+        <w:t xml:space="preserve"> I Figur 1 visas fyndplatser för naturvårdsarter i området, som finns registrerade på Artportalen.</w:t>
       </w:r>
     </w:p>
     <w:p>
@@ -206,7 +209,7 @@
       <w:r>
         <w:drawing>
           <wp:inline xmlns:a="http://schemas.openxmlformats.org/drawingml/2006/main" xmlns:pic="http://schemas.openxmlformats.org/drawingml/2006/picture">
-            <wp:extent cx="5486400" cy="6014372"/>
+            <wp:extent cx="5381122" cy="5688000"/>
             <wp:docPr id="1" name="Picture 1"/>
             <wp:cNvGraphicFramePr>
               <a:graphicFrameLocks noChangeAspect="1"/>
@@ -227,7 +230,7 @@
                   <pic:spPr>
                     <a:xfrm>
                       <a:off x="0" y="0"/>
-                      <a:ext cx="5486400" cy="6014372"/>
+                      <a:ext cx="5381122" cy="5688000"/>
                     </a:xfrm>
                     <a:prstGeom prst="rect"/>
                   </pic:spPr>
@@ -241,9 +244,10 @@
     <w:p>
       <w:pPr>
         <w:pStyle w:val="Caption"/>
+        <w:spacing w:after="240"/>
       </w:pPr>
       <w:r>
-        <w:t>Figur 1. Fyndplatser för naturvårdsarter i det avverkningsanmälda området (röd linje). Markörer utan svart kant är placerade på fyndplatsen. Markörer med svart kant är placerade vid sidan av fyndplatsen och har ett svart streck som visar fyndplatsens exakta position. Kartans mittpunktskoordinat är N 6980146, E 535446 i SWEREF 99 TM.</w:t>
+        <w:t>Figur 1. Fyndplatser för naturvårdsarter i och inom 25 meter från avverkningsanmälan (röd linje). Markörer utan svart kant är placerade på fyndplatsen. Markörer med svart kant är placerade vid sidan av fyndplatsen och har ett svart streck som visar fyndplatsens exakta position. Kartans mittpunktskoordinat är N 6980146, E 535446 i SWEREF 99 TM.</w:t>
       </w:r>
     </w:p>
     <w:p>
@@ -271,6 +275,35 @@
         <w:rPr>
           <w:b/>
         </w:rPr>
+        <w:t>Garnlav (VU)</w:t>
+      </w:r>
+      <w:r>
+        <w:t xml:space="preserve"> är en utpräglad barrskogsart som ibland kan drapera träden i norrländska grannaturskogar med hög luftfuktighet. Den förekommer även i talldominerade bestånd där den, förutom i trädens grenverk, påträffas hängande över ojämnheter i tallbarken. Arten har minskat starkt i södra och mellersta Sverige och den minskar även i sitt nordliga utbredningsområde. Minskningstakten uppgår till 30 (20–50) % inom 50 år och överstiger gränsvärdet för Sårbar (VU). Orsaken till tillbakagången beror främst på slutavverkningar av naturskogsartade skogar. Bestånd med riklig förekomst bör regelmässigt sparas, vilket även gynnar flera andra sällsynta och rödlistade arter. Garnlav är värdväxt för den mycket sällsynta och akut hotade fjärilen barrskogslavfly (CR) som hör hemma i boreala barrskogar med riklig förekomst av värdväxten. Tidigare kunde arten konstateras årligen på flera platser vid Dala-Floda i Dalarna innan lokalerna kalavverkades. Senaste fyndet i landet av barrskogslavfly är från år 2000 då den påträffades vid Högberget i Sollefteå kommun. Garnlav är typisk art för </w:t>
+      </w:r>
+      <w:r>
+        <w:rPr>
+          <w:i/>
+        </w:rPr>
+        <w:t xml:space="preserve">9010 Taiga </w:t>
+      </w:r>
+      <w:r>
+        <w:t>och</w:t>
+      </w:r>
+      <w:r>
+        <w:rPr>
+          <w:i/>
+        </w:rPr>
+        <w:t xml:space="preserve"> 9070 Trädklädd betesmark</w:t>
+      </w:r>
+      <w:r>
+        <w:t xml:space="preserve"> (SLU Artdatabanken, 2026).</w:t>
+      </w:r>
+    </w:p>
+    <w:p>
+      <w:r>
+        <w:rPr>
+          <w:b/>
+        </w:rPr>
         <w:t>Kolflarnlav (NT)</w:t>
       </w:r>
       <w:r>
@@ -340,6 +373,55 @@
       </w:r>
       <w:r>
         <w:t xml:space="preserve"> (SLU Artdatabanken, 2026; Nitare &amp; Skogsstyrelsen, 2019).</w:t>
+      </w:r>
+    </w:p>
+    <w:p>
+      <w:r>
+        <w:rPr>
+          <w:b/>
+        </w:rPr>
+        <w:t>Rynkskinn (NT)</w:t>
+      </w:r>
+      <w:r>
+        <w:t xml:space="preserve"> är en vednedbrytare som växer på grova granlågor och ingår i en karaktäristisk association av vedsvampar knutna till urskogsartade barrskogar. Den har klassificerats som en “urskogsindikator” och är placerad i toppen av Skogsstyrelsens värdepyramid för bedömning av skog med höga naturvärden. Allt tyder på att rynkskinn är mycket känslig för skogliga ingrepp och lokalerna, som oftast har höga biologiska kvaliteter, bör lämnas till fri utveckling. Rynkskinn är typisk art för </w:t>
+      </w:r>
+      <w:r>
+        <w:rPr>
+          <w:i/>
+        </w:rPr>
+        <w:t xml:space="preserve">9010 Taiga, 9050 Näringsrik granskog </w:t>
+      </w:r>
+      <w:r>
+        <w:t>och</w:t>
+      </w:r>
+      <w:r>
+        <w:rPr>
+          <w:i/>
+        </w:rPr>
+        <w:t xml:space="preserve"> 9030 Landhöjningsskog</w:t>
+      </w:r>
+      <w:r>
+        <w:t xml:space="preserve"> (Nitare &amp; Skogsstyrelsen, 2019; SLU Artdatabanken, 2026).</w:t>
+      </w:r>
+    </w:p>
+    <w:p>
+      <w:r>
+        <w:rPr>
+          <w:b/>
+        </w:rPr>
+        <w:t xml:space="preserve">Vedticka </w:t>
+      </w:r>
+      <w:r>
+        <w:t xml:space="preserve">är en bra signalart söder om den naturliga norrlandsgränsen. Den är huvudsakligen knuten till äldre barrskogar där det föreligger långvarig kontinuitet av död barrved. Vedticka är typisk art för </w:t>
+      </w:r>
+      <w:r>
+        <w:rPr>
+          <w:i/>
+        </w:rPr>
+        <w:t xml:space="preserve">9010 Taiga </w:t>
+      </w:r>
+      <w:r>
+        <w:t>(Nitare &amp; Skogsstyrelsen, 2019; SLU Artdatabanken, 2025).</w:t>
       </w:r>
     </w:p>
     <w:p>
@@ -452,7 +534,7 @@
         <w:rPr>
           <w:i/>
         </w:rPr>
-        <w:t>I det avverkningsanmälda skogsområdet har 4 naturvårdsarter varav 4 rödlistade arter sina livsmiljöer och växtplatser.</w:t>
+        <w:t>I det avverkningsanmälda skogsområdet har 7 naturvårdsarter varav 6 rödlistade arter sina livsmiljöer och växtplatser.</w:t>
       </w:r>
     </w:p>
     <w:p>
@@ -769,7 +851,7 @@
 </file>
 
 <file path=word/endnotes.xml><?xml version="1.0" encoding="utf-8"?>
-<w:endnotes xmlns:wpc="http://schemas.microsoft.com/office/word/2010/wordprocessingCanvas" xmlns:cx="http://schemas.microsoft.com/office/drawing/2014/chartex" xmlns:cx1="http://schemas.microsoft.com/office/drawing/2015/9/8/chartex" xmlns:cx2="http://schemas.microsoft.com/office/drawing/2015/10/21/chartex" xmlns:cx3="http://schemas.microsoft.com/office/drawing/2016/5/9/chartex" xmlns:cx4="http://schemas.microsoft.com/office/drawing/2016/5/10/chartex" xmlns:cx5="http://schemas.microsoft.com/office/drawing/2016/5/11/chartex" xmlns:cx6="http://schemas.microsoft.com/office/drawing/2016/5/12/chartex" xmlns:cx7="http://schemas.microsoft.com/office/drawing/2016/5/13/chartex" xmlns:cx8="http://schemas.microsoft.com/office/drawing/2016/5/14/chartex" xmlns:mc="http://schemas.openxmlformats.org/markup-compatibility/2006" xmlns:aink="http://schemas.microsoft.com/office/drawing/2016/ink" xmlns:am3d="http://schemas.microsoft.com/office/drawing/2017/model3d" xmlns:o="urn:schemas-microsoft-com:office:office" xmlns:oel="http://schemas.microsoft.com/office/2019/extlst" xmlns:r="http://schemas.openxmlformats.org/officeDocument/2006/relationships" xmlns:m="http://schemas.openxmlformats.org/officeDocument/2006/math" xmlns:v="urn:schemas-microsoft-com:vml" xmlns:wp14="http://schemas.microsoft.com/office/word/2010/wordprocessingDrawing" xmlns:wp="http://schemas.openxmlformats.org/drawingml/2006/wordprocessingDrawing" xmlns:w10="urn:schemas-microsoft-com:office:word" xmlns:w="http://schemas.openxmlformats.org/wordprocessingml/2006/main" xmlns:w14="http://schemas.microsoft.com/office/word/2010/wordml" xmlns:w15="http://schemas.microsoft.com/office/word/2012/wordml" xmlns:w16cex="http://schemas.microsoft.com/office/word/2018/wordml/cex" xmlns:w16cid="http://schemas.microsoft.com/office/word/2016/wordml/cid" xmlns:w16="http://schemas.microsoft.com/office/word/2018/wordml" xmlns:w16sdtdh="http://schemas.microsoft.com/office/word/2020/wordml/sdtdatahash" xmlns:w16se="http://schemas.microsoft.com/office/word/2015/wordml/symex" xmlns:wpg="http://schemas.microsoft.com/office/word/2010/wordprocessingGroup" xmlns:wpi="http://schemas.microsoft.com/office/word/2010/wordprocessingInk" xmlns:wne="http://schemas.microsoft.com/office/word/2006/wordml" xmlns:wps="http://schemas.microsoft.com/office/word/2010/wordprocessingShape" mc:Ignorable="w14 w15 w16se w16cid w16 w16cex w16sdtdh wp14">
+<w:endnotes xmlns:wpc="http://schemas.microsoft.com/office/word/2010/wordprocessingCanvas" xmlns:cx="http://schemas.microsoft.com/office/drawing/2014/chartex" xmlns:cx1="http://schemas.microsoft.com/office/drawing/2015/9/8/chartex" xmlns:cx2="http://schemas.microsoft.com/office/drawing/2015/10/21/chartex" xmlns:cx3="http://schemas.microsoft.com/office/drawing/2016/5/9/chartex" xmlns:cx4="http://schemas.microsoft.com/office/drawing/2016/5/10/chartex" xmlns:cx5="http://schemas.microsoft.com/office/drawing/2016/5/11/chartex" xmlns:cx6="http://schemas.microsoft.com/office/drawing/2016/5/12/chartex" xmlns:cx7="http://schemas.microsoft.com/office/drawing/2016/5/13/chartex" xmlns:cx8="http://schemas.microsoft.com/office/drawing/2016/5/14/chartex" xmlns:mc="http://schemas.openxmlformats.org/markup-compatibility/2006" xmlns:aink="http://schemas.microsoft.com/office/drawing/2016/ink" xmlns:am3d="http://schemas.microsoft.com/office/drawing/2017/model3d" xmlns:o="urn:schemas-microsoft-com:office:office" xmlns:oel="http://schemas.microsoft.com/office/2019/extlst" xmlns:r="http://schemas.openxmlformats.org/officeDocument/2006/relationships" xmlns:m="http://schemas.openxmlformats.org/officeDocument/2006/math" xmlns:v="urn:schemas-microsoft-com:vml" xmlns:wp14="http://schemas.microsoft.com/office/word/2010/wordprocessingDrawing" xmlns:wp="http://schemas.openxmlformats.org/drawingml/2006/wordprocessingDrawing" xmlns:w10="urn:schemas-microsoft-com:office:word" xmlns:w="http://schemas.openxmlformats.org/wordprocessingml/2006/main" xmlns:w14="http://schemas.microsoft.com/office/word/2010/wordml" xmlns:w15="http://schemas.microsoft.com/office/word/2012/wordml" xmlns:w16cex="http://schemas.microsoft.com/office/word/2018/wordml/cex" xmlns:w16cid="http://schemas.microsoft.com/office/word/2016/wordml/cid" xmlns:w16="http://schemas.microsoft.com/office/word/2018/wordml" xmlns:w16du="http://schemas.microsoft.com/office/word/2023/wordml/word16du" xmlns:w16sdtdh="http://schemas.microsoft.com/office/word/2020/wordml/sdtdatahash" xmlns:w16sdtfl="http://schemas.microsoft.com/office/word/2024/wordml/sdtformatlock" xmlns:w16se="http://schemas.microsoft.com/office/word/2015/wordml/symex" xmlns:wpg="http://schemas.microsoft.com/office/word/2010/wordprocessingGroup" xmlns:wpi="http://schemas.microsoft.com/office/word/2010/wordprocessingInk" xmlns:wne="http://schemas.microsoft.com/office/word/2006/wordml" xmlns:wps="http://schemas.microsoft.com/office/word/2010/wordprocessingShape" mc:Ignorable="w14 w15 w16se w16cid w16 w16cex w16sdtdh w16sdtfl w16du wp14">
   <w:endnote w:type="separator" w:id="-1">
     <w:p>
       <w:pPr>
@@ -794,7 +876,7 @@
 </file>
 
 <file path=word/footer1.xml><?xml version="1.0" encoding="utf-8"?>
-<w:ftr xmlns:wpc="http://schemas.microsoft.com/office/word/2010/wordprocessingCanvas" xmlns:cx="http://schemas.microsoft.com/office/drawing/2014/chartex" xmlns:cx1="http://schemas.microsoft.com/office/drawing/2015/9/8/chartex" xmlns:cx2="http://schemas.microsoft.com/office/drawing/2015/10/21/chartex" xmlns:cx3="http://schemas.microsoft.com/office/drawing/2016/5/9/chartex" xmlns:cx4="http://schemas.microsoft.com/office/drawing/2016/5/10/chartex" xmlns:cx5="http://schemas.microsoft.com/office/drawing/2016/5/11/chartex" xmlns:cx6="http://schemas.microsoft.com/office/drawing/2016/5/12/chartex" xmlns:cx7="http://schemas.microsoft.com/office/drawing/2016/5/13/chartex" xmlns:cx8="http://schemas.microsoft.com/office/drawing/2016/5/14/chartex" xmlns:mc="http://schemas.openxmlformats.org/markup-compatibility/2006" xmlns:aink="http://schemas.microsoft.com/office/drawing/2016/ink" xmlns:am3d="http://schemas.microsoft.com/office/drawing/2017/model3d" xmlns:o="urn:schemas-microsoft-com:office:office" xmlns:oel="http://schemas.microsoft.com/office/2019/extlst" xmlns:r="http://schemas.openxmlformats.org/officeDocument/2006/relationships" xmlns:m="http://schemas.openxmlformats.org/officeDocument/2006/math" xmlns:v="urn:schemas-microsoft-com:vml" xmlns:wp14="http://schemas.microsoft.com/office/word/2010/wordprocessingDrawing" xmlns:wp="http://schemas.openxmlformats.org/drawingml/2006/wordprocessingDrawing" xmlns:w10="urn:schemas-microsoft-com:office:word" xmlns:w="http://schemas.openxmlformats.org/wordprocessingml/2006/main" xmlns:w14="http://schemas.microsoft.com/office/word/2010/wordml" xmlns:w15="http://schemas.microsoft.com/office/word/2012/wordml" xmlns:w16cex="http://schemas.microsoft.com/office/word/2018/wordml/cex" xmlns:w16cid="http://schemas.microsoft.com/office/word/2016/wordml/cid" xmlns:w16="http://schemas.microsoft.com/office/word/2018/wordml" xmlns:w16sdtdh="http://schemas.microsoft.com/office/word/2020/wordml/sdtdatahash" xmlns:w16se="http://schemas.microsoft.com/office/word/2015/wordml/symex" xmlns:wpg="http://schemas.microsoft.com/office/word/2010/wordprocessingGroup" xmlns:wpi="http://schemas.microsoft.com/office/word/2010/wordprocessingInk" xmlns:wne="http://schemas.microsoft.com/office/word/2006/wordml" xmlns:wps="http://schemas.microsoft.com/office/word/2010/wordprocessingShape" mc:Ignorable="w14 w15 w16se w16cid w16 w16cex w16sdtdh wp14">
+<w:ftr xmlns:wpc="http://schemas.microsoft.com/office/word/2010/wordprocessingCanvas" xmlns:cx="http://schemas.microsoft.com/office/drawing/2014/chartex" xmlns:cx1="http://schemas.microsoft.com/office/drawing/2015/9/8/chartex" xmlns:cx2="http://schemas.microsoft.com/office/drawing/2015/10/21/chartex" xmlns:cx3="http://schemas.microsoft.com/office/drawing/2016/5/9/chartex" xmlns:cx4="http://schemas.microsoft.com/office/drawing/2016/5/10/chartex" xmlns:cx5="http://schemas.microsoft.com/office/drawing/2016/5/11/chartex" xmlns:cx6="http://schemas.microsoft.com/office/drawing/2016/5/12/chartex" xmlns:cx7="http://schemas.microsoft.com/office/drawing/2016/5/13/chartex" xmlns:cx8="http://schemas.microsoft.com/office/drawing/2016/5/14/chartex" xmlns:mc="http://schemas.openxmlformats.org/markup-compatibility/2006" xmlns:aink="http://schemas.microsoft.com/office/drawing/2016/ink" xmlns:am3d="http://schemas.microsoft.com/office/drawing/2017/model3d" xmlns:o="urn:schemas-microsoft-com:office:office" xmlns:oel="http://schemas.microsoft.com/office/2019/extlst" xmlns:r="http://schemas.openxmlformats.org/officeDocument/2006/relationships" xmlns:m="http://schemas.openxmlformats.org/officeDocument/2006/math" xmlns:v="urn:schemas-microsoft-com:vml" xmlns:wp14="http://schemas.microsoft.com/office/word/2010/wordprocessingDrawing" xmlns:wp="http://schemas.openxmlformats.org/drawingml/2006/wordprocessingDrawing" xmlns:w10="urn:schemas-microsoft-com:office:word" xmlns:w="http://schemas.openxmlformats.org/wordprocessingml/2006/main" xmlns:w14="http://schemas.microsoft.com/office/word/2010/wordml" xmlns:w15="http://schemas.microsoft.com/office/word/2012/wordml" xmlns:w16cex="http://schemas.microsoft.com/office/word/2018/wordml/cex" xmlns:w16cid="http://schemas.microsoft.com/office/word/2016/wordml/cid" xmlns:w16="http://schemas.microsoft.com/office/word/2018/wordml" xmlns:w16du="http://schemas.microsoft.com/office/word/2023/wordml/word16du" xmlns:w16sdtdh="http://schemas.microsoft.com/office/word/2020/wordml/sdtdatahash" xmlns:w16sdtfl="http://schemas.microsoft.com/office/word/2024/wordml/sdtformatlock" xmlns:w16se="http://schemas.microsoft.com/office/word/2015/wordml/symex" xmlns:wpg="http://schemas.microsoft.com/office/word/2010/wordprocessingGroup" xmlns:wpi="http://schemas.microsoft.com/office/word/2010/wordprocessingInk" xmlns:wne="http://schemas.microsoft.com/office/word/2006/wordml" xmlns:wps="http://schemas.microsoft.com/office/word/2010/wordprocessingShape" mc:Ignorable="w14 w15 w16se w16cid w16 w16cex w16sdtdh w16sdtfl w16du wp14">
   <w:p>
     <w:pPr>
       <w:pStyle w:val="Footer"/>
@@ -804,7 +886,7 @@
 </file>
 
 <file path=word/footer2.xml><?xml version="1.0" encoding="utf-8"?>
-<w:ftr xmlns:wpc="http://schemas.microsoft.com/office/word/2010/wordprocessingCanvas" xmlns:cx="http://schemas.microsoft.com/office/drawing/2014/chartex" xmlns:cx1="http://schemas.microsoft.com/office/drawing/2015/9/8/chartex" xmlns:cx2="http://schemas.microsoft.com/office/drawing/2015/10/21/chartex" xmlns:cx3="http://schemas.microsoft.com/office/drawing/2016/5/9/chartex" xmlns:cx4="http://schemas.microsoft.com/office/drawing/2016/5/10/chartex" xmlns:cx5="http://schemas.microsoft.com/office/drawing/2016/5/11/chartex" xmlns:cx6="http://schemas.microsoft.com/office/drawing/2016/5/12/chartex" xmlns:cx7="http://schemas.microsoft.com/office/drawing/2016/5/13/chartex" xmlns:cx8="http://schemas.microsoft.com/office/drawing/2016/5/14/chartex" xmlns:mc="http://schemas.openxmlformats.org/markup-compatibility/2006" xmlns:aink="http://schemas.microsoft.com/office/drawing/2016/ink" xmlns:am3d="http://schemas.microsoft.com/office/drawing/2017/model3d" xmlns:o="urn:schemas-microsoft-com:office:office" xmlns:oel="http://schemas.microsoft.com/office/2019/extlst" xmlns:r="http://schemas.openxmlformats.org/officeDocument/2006/relationships" xmlns:m="http://schemas.openxmlformats.org/officeDocument/2006/math" xmlns:v="urn:schemas-microsoft-com:vml" xmlns:wp14="http://schemas.microsoft.com/office/word/2010/wordprocessingDrawing" xmlns:wp="http://schemas.openxmlformats.org/drawingml/2006/wordprocessingDrawing" xmlns:w10="urn:schemas-microsoft-com:office:word" xmlns:w="http://schemas.openxmlformats.org/wordprocessingml/2006/main" xmlns:w14="http://schemas.microsoft.com/office/word/2010/wordml" xmlns:w15="http://schemas.microsoft.com/office/word/2012/wordml" xmlns:w16cex="http://schemas.microsoft.com/office/word/2018/wordml/cex" xmlns:w16cid="http://schemas.microsoft.com/office/word/2016/wordml/cid" xmlns:w16="http://schemas.microsoft.com/office/word/2018/wordml" xmlns:w16sdtdh="http://schemas.microsoft.com/office/word/2020/wordml/sdtdatahash" xmlns:w16se="http://schemas.microsoft.com/office/word/2015/wordml/symex" xmlns:wpg="http://schemas.microsoft.com/office/word/2010/wordprocessingGroup" xmlns:wpi="http://schemas.microsoft.com/office/word/2010/wordprocessingInk" xmlns:wne="http://schemas.microsoft.com/office/word/2006/wordml" xmlns:wps="http://schemas.microsoft.com/office/word/2010/wordprocessingShape" mc:Ignorable="w14 w15 w16se w16cid w16 w16cex w16sdtdh wp14">
+<w:ftr xmlns:wpc="http://schemas.microsoft.com/office/word/2010/wordprocessingCanvas" xmlns:cx="http://schemas.microsoft.com/office/drawing/2014/chartex" xmlns:cx1="http://schemas.microsoft.com/office/drawing/2015/9/8/chartex" xmlns:cx2="http://schemas.microsoft.com/office/drawing/2015/10/21/chartex" xmlns:cx3="http://schemas.microsoft.com/office/drawing/2016/5/9/chartex" xmlns:cx4="http://schemas.microsoft.com/office/drawing/2016/5/10/chartex" xmlns:cx5="http://schemas.microsoft.com/office/drawing/2016/5/11/chartex" xmlns:cx6="http://schemas.microsoft.com/office/drawing/2016/5/12/chartex" xmlns:cx7="http://schemas.microsoft.com/office/drawing/2016/5/13/chartex" xmlns:cx8="http://schemas.microsoft.com/office/drawing/2016/5/14/chartex" xmlns:mc="http://schemas.openxmlformats.org/markup-compatibility/2006" xmlns:aink="http://schemas.microsoft.com/office/drawing/2016/ink" xmlns:am3d="http://schemas.microsoft.com/office/drawing/2017/model3d" xmlns:o="urn:schemas-microsoft-com:office:office" xmlns:oel="http://schemas.microsoft.com/office/2019/extlst" xmlns:r="http://schemas.openxmlformats.org/officeDocument/2006/relationships" xmlns:m="http://schemas.openxmlformats.org/officeDocument/2006/math" xmlns:v="urn:schemas-microsoft-com:vml" xmlns:wp14="http://schemas.microsoft.com/office/word/2010/wordprocessingDrawing" xmlns:wp="http://schemas.openxmlformats.org/drawingml/2006/wordprocessingDrawing" xmlns:w10="urn:schemas-microsoft-com:office:word" xmlns:w="http://schemas.openxmlformats.org/wordprocessingml/2006/main" xmlns:w14="http://schemas.microsoft.com/office/word/2010/wordml" xmlns:w15="http://schemas.microsoft.com/office/word/2012/wordml" xmlns:w16cex="http://schemas.microsoft.com/office/word/2018/wordml/cex" xmlns:w16cid="http://schemas.microsoft.com/office/word/2016/wordml/cid" xmlns:w16="http://schemas.microsoft.com/office/word/2018/wordml" xmlns:w16du="http://schemas.microsoft.com/office/word/2023/wordml/word16du" xmlns:w16sdtdh="http://schemas.microsoft.com/office/word/2020/wordml/sdtdatahash" xmlns:w16sdtfl="http://schemas.microsoft.com/office/word/2024/wordml/sdtformatlock" xmlns:w16se="http://schemas.microsoft.com/office/word/2015/wordml/symex" xmlns:wpg="http://schemas.microsoft.com/office/word/2010/wordprocessingGroup" xmlns:wpi="http://schemas.microsoft.com/office/word/2010/wordprocessingInk" xmlns:wne="http://schemas.microsoft.com/office/word/2006/wordml" xmlns:wps="http://schemas.microsoft.com/office/word/2010/wordprocessingShape" mc:Ignorable="w14 w15 w16se w16cid w16 w16cex w16sdtdh w16sdtfl w16du wp14">
   <w:p>
     <w:pPr>
       <w:pStyle w:val="Footer"/>
@@ -814,7 +896,7 @@
 </file>
 
 <file path=word/footer3.xml><?xml version="1.0" encoding="utf-8"?>
-<w:ftr xmlns:wpc="http://schemas.microsoft.com/office/word/2010/wordprocessingCanvas" xmlns:cx="http://schemas.microsoft.com/office/drawing/2014/chartex" xmlns:cx1="http://schemas.microsoft.com/office/drawing/2015/9/8/chartex" xmlns:cx2="http://schemas.microsoft.com/office/drawing/2015/10/21/chartex" xmlns:cx3="http://schemas.microsoft.com/office/drawing/2016/5/9/chartex" xmlns:cx4="http://schemas.microsoft.com/office/drawing/2016/5/10/chartex" xmlns:cx5="http://schemas.microsoft.com/office/drawing/2016/5/11/chartex" xmlns:cx6="http://schemas.microsoft.com/office/drawing/2016/5/12/chartex" xmlns:cx7="http://schemas.microsoft.com/office/drawing/2016/5/13/chartex" xmlns:cx8="http://schemas.microsoft.com/office/drawing/2016/5/14/chartex" xmlns:mc="http://schemas.openxmlformats.org/markup-compatibility/2006" xmlns:aink="http://schemas.microsoft.com/office/drawing/2016/ink" xmlns:am3d="http://schemas.microsoft.com/office/drawing/2017/model3d" xmlns:o="urn:schemas-microsoft-com:office:office" xmlns:oel="http://schemas.microsoft.com/office/2019/extlst" xmlns:r="http://schemas.openxmlformats.org/officeDocument/2006/relationships" xmlns:m="http://schemas.openxmlformats.org/officeDocument/2006/math" xmlns:v="urn:schemas-microsoft-com:vml" xmlns:wp14="http://schemas.microsoft.com/office/word/2010/wordprocessingDrawing" xmlns:wp="http://schemas.openxmlformats.org/drawingml/2006/wordprocessingDrawing" xmlns:w10="urn:schemas-microsoft-com:office:word" xmlns:w="http://schemas.openxmlformats.org/wordprocessingml/2006/main" xmlns:w14="http://schemas.microsoft.com/office/word/2010/wordml" xmlns:w15="http://schemas.microsoft.com/office/word/2012/wordml" xmlns:w16cex="http://schemas.microsoft.com/office/word/2018/wordml/cex" xmlns:w16cid="http://schemas.microsoft.com/office/word/2016/wordml/cid" xmlns:w16="http://schemas.microsoft.com/office/word/2018/wordml" xmlns:w16sdtdh="http://schemas.microsoft.com/office/word/2020/wordml/sdtdatahash" xmlns:w16se="http://schemas.microsoft.com/office/word/2015/wordml/symex" xmlns:wpg="http://schemas.microsoft.com/office/word/2010/wordprocessingGroup" xmlns:wpi="http://schemas.microsoft.com/office/word/2010/wordprocessingInk" xmlns:wne="http://schemas.microsoft.com/office/word/2006/wordml" xmlns:wps="http://schemas.microsoft.com/office/word/2010/wordprocessingShape" mc:Ignorable="w14 w15 w16se w16cid w16 w16cex w16sdtdh wp14">
+<w:ftr xmlns:wpc="http://schemas.microsoft.com/office/word/2010/wordprocessingCanvas" xmlns:cx="http://schemas.microsoft.com/office/drawing/2014/chartex" xmlns:cx1="http://schemas.microsoft.com/office/drawing/2015/9/8/chartex" xmlns:cx2="http://schemas.microsoft.com/office/drawing/2015/10/21/chartex" xmlns:cx3="http://schemas.microsoft.com/office/drawing/2016/5/9/chartex" xmlns:cx4="http://schemas.microsoft.com/office/drawing/2016/5/10/chartex" xmlns:cx5="http://schemas.microsoft.com/office/drawing/2016/5/11/chartex" xmlns:cx6="http://schemas.microsoft.com/office/drawing/2016/5/12/chartex" xmlns:cx7="http://schemas.microsoft.com/office/drawing/2016/5/13/chartex" xmlns:cx8="http://schemas.microsoft.com/office/drawing/2016/5/14/chartex" xmlns:mc="http://schemas.openxmlformats.org/markup-compatibility/2006" xmlns:aink="http://schemas.microsoft.com/office/drawing/2016/ink" xmlns:am3d="http://schemas.microsoft.com/office/drawing/2017/model3d" xmlns:o="urn:schemas-microsoft-com:office:office" xmlns:oel="http://schemas.microsoft.com/office/2019/extlst" xmlns:r="http://schemas.openxmlformats.org/officeDocument/2006/relationships" xmlns:m="http://schemas.openxmlformats.org/officeDocument/2006/math" xmlns:v="urn:schemas-microsoft-com:vml" xmlns:wp14="http://schemas.microsoft.com/office/word/2010/wordprocessingDrawing" xmlns:wp="http://schemas.openxmlformats.org/drawingml/2006/wordprocessingDrawing" xmlns:w10="urn:schemas-microsoft-com:office:word" xmlns:w="http://schemas.openxmlformats.org/wordprocessingml/2006/main" xmlns:w14="http://schemas.microsoft.com/office/word/2010/wordml" xmlns:w15="http://schemas.microsoft.com/office/word/2012/wordml" xmlns:w16cex="http://schemas.microsoft.com/office/word/2018/wordml/cex" xmlns:w16cid="http://schemas.microsoft.com/office/word/2016/wordml/cid" xmlns:w16="http://schemas.microsoft.com/office/word/2018/wordml" xmlns:w16du="http://schemas.microsoft.com/office/word/2023/wordml/word16du" xmlns:w16sdtdh="http://schemas.microsoft.com/office/word/2020/wordml/sdtdatahash" xmlns:w16sdtfl="http://schemas.microsoft.com/office/word/2024/wordml/sdtformatlock" xmlns:w16se="http://schemas.microsoft.com/office/word/2015/wordml/symex" xmlns:wpg="http://schemas.microsoft.com/office/word/2010/wordprocessingGroup" xmlns:wpi="http://schemas.microsoft.com/office/word/2010/wordprocessingInk" xmlns:wne="http://schemas.microsoft.com/office/word/2006/wordml" xmlns:wps="http://schemas.microsoft.com/office/word/2010/wordprocessingShape" mc:Ignorable="w14 w15 w16se w16cid w16 w16cex w16sdtdh w16sdtfl w16du wp14">
   <w:p>
     <w:pPr>
       <w:pStyle w:val="Footer"/>
@@ -824,7 +906,7 @@
 </file>
 
 <file path=word/footnotes.xml><?xml version="1.0" encoding="utf-8"?>
-<w:footnotes xmlns:wpc="http://schemas.microsoft.com/office/word/2010/wordprocessingCanvas" xmlns:cx="http://schemas.microsoft.com/office/drawing/2014/chartex" xmlns:cx1="http://schemas.microsoft.com/office/drawing/2015/9/8/chartex" xmlns:cx2="http://schemas.microsoft.com/office/drawing/2015/10/21/chartex" xmlns:cx3="http://schemas.microsoft.com/office/drawing/2016/5/9/chartex" xmlns:cx4="http://schemas.microsoft.com/office/drawing/2016/5/10/chartex" xmlns:cx5="http://schemas.microsoft.com/office/drawing/2016/5/11/chartex" xmlns:cx6="http://schemas.microsoft.com/office/drawing/2016/5/12/chartex" xmlns:cx7="http://schemas.microsoft.com/office/drawing/2016/5/13/chartex" xmlns:cx8="http://schemas.microsoft.com/office/drawing/2016/5/14/chartex" xmlns:mc="http://schemas.openxmlformats.org/markup-compatibility/2006" xmlns:aink="http://schemas.microsoft.com/office/drawing/2016/ink" xmlns:am3d="http://schemas.microsoft.com/office/drawing/2017/model3d" xmlns:o="urn:schemas-microsoft-com:office:office" xmlns:oel="http://schemas.microsoft.com/office/2019/extlst" xmlns:r="http://schemas.openxmlformats.org/officeDocument/2006/relationships" xmlns:m="http://schemas.openxmlformats.org/officeDocument/2006/math" xmlns:v="urn:schemas-microsoft-com:vml" xmlns:wp14="http://schemas.microsoft.com/office/word/2010/wordprocessingDrawing" xmlns:wp="http://schemas.openxmlformats.org/drawingml/2006/wordprocessingDrawing" xmlns:w10="urn:schemas-microsoft-com:office:word" xmlns:w="http://schemas.openxmlformats.org/wordprocessingml/2006/main" xmlns:w14="http://schemas.microsoft.com/office/word/2010/wordml" xmlns:w15="http://schemas.microsoft.com/office/word/2012/wordml" xmlns:w16cex="http://schemas.microsoft.com/office/word/2018/wordml/cex" xmlns:w16cid="http://schemas.microsoft.com/office/word/2016/wordml/cid" xmlns:w16="http://schemas.microsoft.com/office/word/2018/wordml" xmlns:w16sdtdh="http://schemas.microsoft.com/office/word/2020/wordml/sdtdatahash" xmlns:w16se="http://schemas.microsoft.com/office/word/2015/wordml/symex" xmlns:wpg="http://schemas.microsoft.com/office/word/2010/wordprocessingGroup" xmlns:wpi="http://schemas.microsoft.com/office/word/2010/wordprocessingInk" xmlns:wne="http://schemas.microsoft.com/office/word/2006/wordml" xmlns:wps="http://schemas.microsoft.com/office/word/2010/wordprocessingShape" mc:Ignorable="w14 w15 w16se w16cid w16 w16cex w16sdtdh wp14">
+<w:footnotes xmlns:wpc="http://schemas.microsoft.com/office/word/2010/wordprocessingCanvas" xmlns:cx="http://schemas.microsoft.com/office/drawing/2014/chartex" xmlns:cx1="http://schemas.microsoft.com/office/drawing/2015/9/8/chartex" xmlns:cx2="http://schemas.microsoft.com/office/drawing/2015/10/21/chartex" xmlns:cx3="http://schemas.microsoft.com/office/drawing/2016/5/9/chartex" xmlns:cx4="http://schemas.microsoft.com/office/drawing/2016/5/10/chartex" xmlns:cx5="http://schemas.microsoft.com/office/drawing/2016/5/11/chartex" xmlns:cx6="http://schemas.microsoft.com/office/drawing/2016/5/12/chartex" xmlns:cx7="http://schemas.microsoft.com/office/drawing/2016/5/13/chartex" xmlns:cx8="http://schemas.microsoft.com/office/drawing/2016/5/14/chartex" xmlns:mc="http://schemas.openxmlformats.org/markup-compatibility/2006" xmlns:aink="http://schemas.microsoft.com/office/drawing/2016/ink" xmlns:am3d="http://schemas.microsoft.com/office/drawing/2017/model3d" xmlns:o="urn:schemas-microsoft-com:office:office" xmlns:oel="http://schemas.microsoft.com/office/2019/extlst" xmlns:r="http://schemas.openxmlformats.org/officeDocument/2006/relationships" xmlns:m="http://schemas.openxmlformats.org/officeDocument/2006/math" xmlns:v="urn:schemas-microsoft-com:vml" xmlns:wp14="http://schemas.microsoft.com/office/word/2010/wordprocessingDrawing" xmlns:wp="http://schemas.openxmlformats.org/drawingml/2006/wordprocessingDrawing" xmlns:w10="urn:schemas-microsoft-com:office:word" xmlns:w="http://schemas.openxmlformats.org/wordprocessingml/2006/main" xmlns:w14="http://schemas.microsoft.com/office/word/2010/wordml" xmlns:w15="http://schemas.microsoft.com/office/word/2012/wordml" xmlns:w16cex="http://schemas.microsoft.com/office/word/2018/wordml/cex" xmlns:w16cid="http://schemas.microsoft.com/office/word/2016/wordml/cid" xmlns:w16="http://schemas.microsoft.com/office/word/2018/wordml" xmlns:w16du="http://schemas.microsoft.com/office/word/2023/wordml/word16du" xmlns:w16sdtdh="http://schemas.microsoft.com/office/word/2020/wordml/sdtdatahash" xmlns:w16sdtfl="http://schemas.microsoft.com/office/word/2024/wordml/sdtformatlock" xmlns:w16se="http://schemas.microsoft.com/office/word/2015/wordml/symex" xmlns:wpg="http://schemas.microsoft.com/office/word/2010/wordprocessingGroup" xmlns:wpi="http://schemas.microsoft.com/office/word/2010/wordprocessingInk" xmlns:wne="http://schemas.microsoft.com/office/word/2006/wordml" xmlns:wps="http://schemas.microsoft.com/office/word/2010/wordprocessingShape" mc:Ignorable="w14 w15 w16se w16cid w16 w16cex w16sdtdh w16sdtfl w16du wp14">
   <w:footnote w:type="separator" w:id="-1">
     <w:p>
       <w:pPr>
@@ -849,7 +931,7 @@
 </file>
 
 <file path=word/header1.xml><?xml version="1.0" encoding="utf-8"?>
-<w:hdr xmlns:wpc="http://schemas.microsoft.com/office/word/2010/wordprocessingCanvas" xmlns:cx="http://schemas.microsoft.com/office/drawing/2014/chartex" xmlns:cx1="http://schemas.microsoft.com/office/drawing/2015/9/8/chartex" xmlns:cx2="http://schemas.microsoft.com/office/drawing/2015/10/21/chartex" xmlns:cx3="http://schemas.microsoft.com/office/drawing/2016/5/9/chartex" xmlns:cx4="http://schemas.microsoft.com/office/drawing/2016/5/10/chartex" xmlns:cx5="http://schemas.microsoft.com/office/drawing/2016/5/11/chartex" xmlns:cx6="http://schemas.microsoft.com/office/drawing/2016/5/12/chartex" xmlns:cx7="http://schemas.microsoft.com/office/drawing/2016/5/13/chartex" xmlns:cx8="http://schemas.microsoft.com/office/drawing/2016/5/14/chartex" xmlns:mc="http://schemas.openxmlformats.org/markup-compatibility/2006" xmlns:aink="http://schemas.microsoft.com/office/drawing/2016/ink" xmlns:am3d="http://schemas.microsoft.com/office/drawing/2017/model3d" xmlns:o="urn:schemas-microsoft-com:office:office" xmlns:oel="http://schemas.microsoft.com/office/2019/extlst" xmlns:r="http://schemas.openxmlformats.org/officeDocument/2006/relationships" xmlns:m="http://schemas.openxmlformats.org/officeDocument/2006/math" xmlns:v="urn:schemas-microsoft-com:vml" xmlns:wp14="http://schemas.microsoft.com/office/word/2010/wordprocessingDrawing" xmlns:wp="http://schemas.openxmlformats.org/drawingml/2006/wordprocessingDrawing" xmlns:w10="urn:schemas-microsoft-com:office:word" xmlns:w="http://schemas.openxmlformats.org/wordprocessingml/2006/main" xmlns:w14="http://schemas.microsoft.com/office/word/2010/wordml" xmlns:w15="http://schemas.microsoft.com/office/word/2012/wordml" xmlns:w16cex="http://schemas.microsoft.com/office/word/2018/wordml/cex" xmlns:w16cid="http://schemas.microsoft.com/office/word/2016/wordml/cid" xmlns:w16="http://schemas.microsoft.com/office/word/2018/wordml" xmlns:w16sdtdh="http://schemas.microsoft.com/office/word/2020/wordml/sdtdatahash" xmlns:w16se="http://schemas.microsoft.com/office/word/2015/wordml/symex" xmlns:wpg="http://schemas.microsoft.com/office/word/2010/wordprocessingGroup" xmlns:wpi="http://schemas.microsoft.com/office/word/2010/wordprocessingInk" xmlns:wne="http://schemas.microsoft.com/office/word/2006/wordml" xmlns:wps="http://schemas.microsoft.com/office/word/2010/wordprocessingShape" mc:Ignorable="w14 w15 w16se w16cid w16 w16cex w16sdtdh wp14">
+<w:hdr xmlns:wpc="http://schemas.microsoft.com/office/word/2010/wordprocessingCanvas" xmlns:cx="http://schemas.microsoft.com/office/drawing/2014/chartex" xmlns:cx1="http://schemas.microsoft.com/office/drawing/2015/9/8/chartex" xmlns:cx2="http://schemas.microsoft.com/office/drawing/2015/10/21/chartex" xmlns:cx3="http://schemas.microsoft.com/office/drawing/2016/5/9/chartex" xmlns:cx4="http://schemas.microsoft.com/office/drawing/2016/5/10/chartex" xmlns:cx5="http://schemas.microsoft.com/office/drawing/2016/5/11/chartex" xmlns:cx6="http://schemas.microsoft.com/office/drawing/2016/5/12/chartex" xmlns:cx7="http://schemas.microsoft.com/office/drawing/2016/5/13/chartex" xmlns:cx8="http://schemas.microsoft.com/office/drawing/2016/5/14/chartex" xmlns:mc="http://schemas.openxmlformats.org/markup-compatibility/2006" xmlns:aink="http://schemas.microsoft.com/office/drawing/2016/ink" xmlns:am3d="http://schemas.microsoft.com/office/drawing/2017/model3d" xmlns:o="urn:schemas-microsoft-com:office:office" xmlns:oel="http://schemas.microsoft.com/office/2019/extlst" xmlns:r="http://schemas.openxmlformats.org/officeDocument/2006/relationships" xmlns:m="http://schemas.openxmlformats.org/officeDocument/2006/math" xmlns:v="urn:schemas-microsoft-com:vml" xmlns:wp14="http://schemas.microsoft.com/office/word/2010/wordprocessingDrawing" xmlns:wp="http://schemas.openxmlformats.org/drawingml/2006/wordprocessingDrawing" xmlns:w10="urn:schemas-microsoft-com:office:word" xmlns:w="http://schemas.openxmlformats.org/wordprocessingml/2006/main" xmlns:w14="http://schemas.microsoft.com/office/word/2010/wordml" xmlns:w15="http://schemas.microsoft.com/office/word/2012/wordml" xmlns:w16cex="http://schemas.microsoft.com/office/word/2018/wordml/cex" xmlns:w16cid="http://schemas.microsoft.com/office/word/2016/wordml/cid" xmlns:w16="http://schemas.microsoft.com/office/word/2018/wordml" xmlns:w16du="http://schemas.microsoft.com/office/word/2023/wordml/word16du" xmlns:w16sdtdh="http://schemas.microsoft.com/office/word/2020/wordml/sdtdatahash" xmlns:w16sdtfl="http://schemas.microsoft.com/office/word/2024/wordml/sdtformatlock" xmlns:w16se="http://schemas.microsoft.com/office/word/2015/wordml/symex" xmlns:wpg="http://schemas.microsoft.com/office/word/2010/wordprocessingGroup" xmlns:wpi="http://schemas.microsoft.com/office/word/2010/wordprocessingInk" xmlns:wne="http://schemas.microsoft.com/office/word/2006/wordml" xmlns:wps="http://schemas.microsoft.com/office/word/2010/wordprocessingShape" mc:Ignorable="w14 w15 w16se w16cid w16 w16cex w16sdtdh w16sdtfl w16du wp14">
   <w:p>
     <w:pPr>
       <w:pStyle w:val="Header"/>
@@ -859,7 +941,7 @@
 </file>
 
 <file path=word/header2.xml><?xml version="1.0" encoding="utf-8"?>
-<w:hdr xmlns:wpc="http://schemas.microsoft.com/office/word/2010/wordprocessingCanvas" xmlns:cx="http://schemas.microsoft.com/office/drawing/2014/chartex" xmlns:cx1="http://schemas.microsoft.com/office/drawing/2015/9/8/chartex" xmlns:cx2="http://schemas.microsoft.com/office/drawing/2015/10/21/chartex" xmlns:cx3="http://schemas.microsoft.com/office/drawing/2016/5/9/chartex" xmlns:cx4="http://schemas.microsoft.com/office/drawing/2016/5/10/chartex" xmlns:cx5="http://schemas.microsoft.com/office/drawing/2016/5/11/chartex" xmlns:cx6="http://schemas.microsoft.com/office/drawing/2016/5/12/chartex" xmlns:cx7="http://schemas.microsoft.com/office/drawing/2016/5/13/chartex" xmlns:cx8="http://schemas.microsoft.com/office/drawing/2016/5/14/chartex" xmlns:mc="http://schemas.openxmlformats.org/markup-compatibility/2006" xmlns:aink="http://schemas.microsoft.com/office/drawing/2016/ink" xmlns:am3d="http://schemas.microsoft.com/office/drawing/2017/model3d" xmlns:o="urn:schemas-microsoft-com:office:office" xmlns:oel="http://schemas.microsoft.com/office/2019/extlst" xmlns:r="http://schemas.openxmlformats.org/officeDocument/2006/relationships" xmlns:m="http://schemas.openxmlformats.org/officeDocument/2006/math" xmlns:v="urn:schemas-microsoft-com:vml" xmlns:wp14="http://schemas.microsoft.com/office/word/2010/wordprocessingDrawing" xmlns:wp="http://schemas.openxmlformats.org/drawingml/2006/wordprocessingDrawing" xmlns:w10="urn:schemas-microsoft-com:office:word" xmlns:w="http://schemas.openxmlformats.org/wordprocessingml/2006/main" xmlns:w14="http://schemas.microsoft.com/office/word/2010/wordml" xmlns:w15="http://schemas.microsoft.com/office/word/2012/wordml" xmlns:w16cex="http://schemas.microsoft.com/office/word/2018/wordml/cex" xmlns:w16cid="http://schemas.microsoft.com/office/word/2016/wordml/cid" xmlns:w16="http://schemas.microsoft.com/office/word/2018/wordml" xmlns:w16sdtdh="http://schemas.microsoft.com/office/word/2020/wordml/sdtdatahash" xmlns:w16se="http://schemas.microsoft.com/office/word/2015/wordml/symex" xmlns:wpg="http://schemas.microsoft.com/office/word/2010/wordprocessingGroup" xmlns:wpi="http://schemas.microsoft.com/office/word/2010/wordprocessingInk" xmlns:wne="http://schemas.microsoft.com/office/word/2006/wordml" xmlns:wps="http://schemas.microsoft.com/office/word/2010/wordprocessingShape" mc:Ignorable="w14 w15 w16se w16cid w16 w16cex w16sdtdh wp14">
+<w:hdr xmlns:wpc="http://schemas.microsoft.com/office/word/2010/wordprocessingCanvas" xmlns:cx="http://schemas.microsoft.com/office/drawing/2014/chartex" xmlns:cx1="http://schemas.microsoft.com/office/drawing/2015/9/8/chartex" xmlns:cx2="http://schemas.microsoft.com/office/drawing/2015/10/21/chartex" xmlns:cx3="http://schemas.microsoft.com/office/drawing/2016/5/9/chartex" xmlns:cx4="http://schemas.microsoft.com/office/drawing/2016/5/10/chartex" xmlns:cx5="http://schemas.microsoft.com/office/drawing/2016/5/11/chartex" xmlns:cx6="http://schemas.microsoft.com/office/drawing/2016/5/12/chartex" xmlns:cx7="http://schemas.microsoft.com/office/drawing/2016/5/13/chartex" xmlns:cx8="http://schemas.microsoft.com/office/drawing/2016/5/14/chartex" xmlns:mc="http://schemas.openxmlformats.org/markup-compatibility/2006" xmlns:aink="http://schemas.microsoft.com/office/drawing/2016/ink" xmlns:am3d="http://schemas.microsoft.com/office/drawing/2017/model3d" xmlns:o="urn:schemas-microsoft-com:office:office" xmlns:oel="http://schemas.microsoft.com/office/2019/extlst" xmlns:r="http://schemas.openxmlformats.org/officeDocument/2006/relationships" xmlns:m="http://schemas.openxmlformats.org/officeDocument/2006/math" xmlns:v="urn:schemas-microsoft-com:vml" xmlns:wp14="http://schemas.microsoft.com/office/word/2010/wordprocessingDrawing" xmlns:wp="http://schemas.openxmlformats.org/drawingml/2006/wordprocessingDrawing" xmlns:w10="urn:schemas-microsoft-com:office:word" xmlns:w="http://schemas.openxmlformats.org/wordprocessingml/2006/main" xmlns:w14="http://schemas.microsoft.com/office/word/2010/wordml" xmlns:w15="http://schemas.microsoft.com/office/word/2012/wordml" xmlns:w16cex="http://schemas.microsoft.com/office/word/2018/wordml/cex" xmlns:w16cid="http://schemas.microsoft.com/office/word/2016/wordml/cid" xmlns:w16="http://schemas.microsoft.com/office/word/2018/wordml" xmlns:w16du="http://schemas.microsoft.com/office/word/2023/wordml/word16du" xmlns:w16sdtdh="http://schemas.microsoft.com/office/word/2020/wordml/sdtdatahash" xmlns:w16sdtfl="http://schemas.microsoft.com/office/word/2024/wordml/sdtformatlock" xmlns:w16se="http://schemas.microsoft.com/office/word/2015/wordml/symex" xmlns:wpg="http://schemas.microsoft.com/office/word/2010/wordprocessingGroup" xmlns:wpi="http://schemas.microsoft.com/office/word/2010/wordprocessingInk" xmlns:wne="http://schemas.microsoft.com/office/word/2006/wordml" xmlns:wps="http://schemas.microsoft.com/office/word/2010/wordprocessingShape" mc:Ignorable="w14 w15 w16se w16cid w16 w16cex w16sdtdh w16sdtfl w16du wp14">
   <w:p>
     <w:pPr>
       <w:pStyle w:val="Header"/>
@@ -870,7 +952,7 @@
 </file>
 
 <file path=word/header3.xml><?xml version="1.0" encoding="utf-8"?>
-<w:hdr xmlns:wpc="http://schemas.microsoft.com/office/word/2010/wordprocessingCanvas" xmlns:cx="http://schemas.microsoft.com/office/drawing/2014/chartex" xmlns:cx1="http://schemas.microsoft.com/office/drawing/2015/9/8/chartex" xmlns:cx2="http://schemas.microsoft.com/office/drawing/2015/10/21/chartex" xmlns:cx3="http://schemas.microsoft.com/office/drawing/2016/5/9/chartex" xmlns:cx4="http://schemas.microsoft.com/office/drawing/2016/5/10/chartex" xmlns:cx5="http://schemas.microsoft.com/office/drawing/2016/5/11/chartex" xmlns:cx6="http://schemas.microsoft.com/office/drawing/2016/5/12/chartex" xmlns:cx7="http://schemas.microsoft.com/office/drawing/2016/5/13/chartex" xmlns:cx8="http://schemas.microsoft.com/office/drawing/2016/5/14/chartex" xmlns:mc="http://schemas.openxmlformats.org/markup-compatibility/2006" xmlns:aink="http://schemas.microsoft.com/office/drawing/2016/ink" xmlns:am3d="http://schemas.microsoft.com/office/drawing/2017/model3d" xmlns:o="urn:schemas-microsoft-com:office:office" xmlns:oel="http://schemas.microsoft.com/office/2019/extlst" xmlns:r="http://schemas.openxmlformats.org/officeDocument/2006/relationships" xmlns:m="http://schemas.openxmlformats.org/officeDocument/2006/math" xmlns:v="urn:schemas-microsoft-com:vml" xmlns:wp14="http://schemas.microsoft.com/office/word/2010/wordprocessingDrawing" xmlns:wp="http://schemas.openxmlformats.org/drawingml/2006/wordprocessingDrawing" xmlns:w10="urn:schemas-microsoft-com:office:word" xmlns:w="http://schemas.openxmlformats.org/wordprocessingml/2006/main" xmlns:w14="http://schemas.microsoft.com/office/word/2010/wordml" xmlns:w15="http://schemas.microsoft.com/office/word/2012/wordml" xmlns:w16cex="http://schemas.microsoft.com/office/word/2018/wordml/cex" xmlns:w16cid="http://schemas.microsoft.com/office/word/2016/wordml/cid" xmlns:w16="http://schemas.microsoft.com/office/word/2018/wordml" xmlns:w16sdtdh="http://schemas.microsoft.com/office/word/2020/wordml/sdtdatahash" xmlns:w16se="http://schemas.microsoft.com/office/word/2015/wordml/symex" xmlns:wpg="http://schemas.microsoft.com/office/word/2010/wordprocessingGroup" xmlns:wpi="http://schemas.microsoft.com/office/word/2010/wordprocessingInk" xmlns:wne="http://schemas.microsoft.com/office/word/2006/wordml" xmlns:wps="http://schemas.microsoft.com/office/word/2010/wordprocessingShape" mc:Ignorable="w14 w15 w16se w16cid w16 w16cex w16sdtdh wp14">
+<w:hdr xmlns:wpc="http://schemas.microsoft.com/office/word/2010/wordprocessingCanvas" xmlns:cx="http://schemas.microsoft.com/office/drawing/2014/chartex" xmlns:cx1="http://schemas.microsoft.com/office/drawing/2015/9/8/chartex" xmlns:cx2="http://schemas.microsoft.com/office/drawing/2015/10/21/chartex" xmlns:cx3="http://schemas.microsoft.com/office/drawing/2016/5/9/chartex" xmlns:cx4="http://schemas.microsoft.com/office/drawing/2016/5/10/chartex" xmlns:cx5="http://schemas.microsoft.com/office/drawing/2016/5/11/chartex" xmlns:cx6="http://schemas.microsoft.com/office/drawing/2016/5/12/chartex" xmlns:cx7="http://schemas.microsoft.com/office/drawing/2016/5/13/chartex" xmlns:cx8="http://schemas.microsoft.com/office/drawing/2016/5/14/chartex" xmlns:mc="http://schemas.openxmlformats.org/markup-compatibility/2006" xmlns:aink="http://schemas.microsoft.com/office/drawing/2016/ink" xmlns:am3d="http://schemas.microsoft.com/office/drawing/2017/model3d" xmlns:o="urn:schemas-microsoft-com:office:office" xmlns:oel="http://schemas.microsoft.com/office/2019/extlst" xmlns:r="http://schemas.openxmlformats.org/officeDocument/2006/relationships" xmlns:m="http://schemas.openxmlformats.org/officeDocument/2006/math" xmlns:v="urn:schemas-microsoft-com:vml" xmlns:wp14="http://schemas.microsoft.com/office/word/2010/wordprocessingDrawing" xmlns:wp="http://schemas.openxmlformats.org/drawingml/2006/wordprocessingDrawing" xmlns:w10="urn:schemas-microsoft-com:office:word" xmlns:w="http://schemas.openxmlformats.org/wordprocessingml/2006/main" xmlns:w14="http://schemas.microsoft.com/office/word/2010/wordml" xmlns:w15="http://schemas.microsoft.com/office/word/2012/wordml" xmlns:w16cex="http://schemas.microsoft.com/office/word/2018/wordml/cex" xmlns:w16cid="http://schemas.microsoft.com/office/word/2016/wordml/cid" xmlns:w16="http://schemas.microsoft.com/office/word/2018/wordml" xmlns:w16du="http://schemas.microsoft.com/office/word/2023/wordml/word16du" xmlns:w16sdtdh="http://schemas.microsoft.com/office/word/2020/wordml/sdtdatahash" xmlns:w16sdtfl="http://schemas.microsoft.com/office/word/2024/wordml/sdtformatlock" xmlns:w16se="http://schemas.microsoft.com/office/word/2015/wordml/symex" xmlns:wpg="http://schemas.microsoft.com/office/word/2010/wordprocessingGroup" xmlns:wpi="http://schemas.microsoft.com/office/word/2010/wordprocessingInk" xmlns:wne="http://schemas.microsoft.com/office/word/2006/wordml" xmlns:wps="http://schemas.microsoft.com/office/word/2010/wordprocessingShape" mc:Ignorable="w14 w15 w16se w16cid w16 w16cex w16sdtdh w16sdtfl w16du wp14">
   <w:p>
     <w:pPr>
       <w:pStyle w:val="Header"/>
@@ -879,7 +961,7 @@
     <w:r>
       <w:tab/>
       <w:tab/>
-      <w:t>2026-06-17</w:t>
+      <w:t>2026-06-18</w:t>
       <w:br/>
       <w:br/>
     </w:r>
@@ -896,7 +978,7 @@
 </file>
 
 <file path=word/numbering.xml><?xml version="1.0" encoding="utf-8"?>
-<w:numbering xmlns:wpc="http://schemas.microsoft.com/office/word/2010/wordprocessingCanvas" xmlns:cx="http://schemas.microsoft.com/office/drawing/2014/chartex" xmlns:cx1="http://schemas.microsoft.com/office/drawing/2015/9/8/chartex" xmlns:cx2="http://schemas.microsoft.com/office/drawing/2015/10/21/chartex" xmlns:cx3="http://schemas.microsoft.com/office/drawing/2016/5/9/chartex" xmlns:cx4="http://schemas.microsoft.com/office/drawing/2016/5/10/chartex" xmlns:cx5="http://schemas.microsoft.com/office/drawing/2016/5/11/chartex" xmlns:cx6="http://schemas.microsoft.com/office/drawing/2016/5/12/chartex" xmlns:cx7="http://schemas.microsoft.com/office/drawing/2016/5/13/chartex" xmlns:cx8="http://schemas.microsoft.com/office/drawing/2016/5/14/chartex" xmlns:mc="http://schemas.openxmlformats.org/markup-compatibility/2006" xmlns:aink="http://schemas.microsoft.com/office/drawing/2016/ink" xmlns:am3d="http://schemas.microsoft.com/office/drawing/2017/model3d" xmlns:o="urn:schemas-microsoft-com:office:office" xmlns:oel="http://schemas.microsoft.com/office/2019/extlst" xmlns:r="http://schemas.openxmlformats.org/officeDocument/2006/relationships" xmlns:m="http://schemas.openxmlformats.org/officeDocument/2006/math" xmlns:v="urn:schemas-microsoft-com:vml" xmlns:wp14="http://schemas.microsoft.com/office/word/2010/wordprocessingDrawing" xmlns:wp="http://schemas.openxmlformats.org/drawingml/2006/wordprocessingDrawing" xmlns:w10="urn:schemas-microsoft-com:office:word" xmlns:w="http://schemas.openxmlformats.org/wordprocessingml/2006/main" xmlns:w14="http://schemas.microsoft.com/office/word/2010/wordml" xmlns:w15="http://schemas.microsoft.com/office/word/2012/wordml" xmlns:w16cex="http://schemas.microsoft.com/office/word/2018/wordml/cex" xmlns:w16cid="http://schemas.microsoft.com/office/word/2016/wordml/cid" xmlns:w16="http://schemas.microsoft.com/office/word/2018/wordml" xmlns:w16sdtdh="http://schemas.microsoft.com/office/word/2020/wordml/sdtdatahash" xmlns:w16se="http://schemas.microsoft.com/office/word/2015/wordml/symex" xmlns:wpg="http://schemas.microsoft.com/office/word/2010/wordprocessingGroup" xmlns:wpi="http://schemas.microsoft.com/office/word/2010/wordprocessingInk" xmlns:wne="http://schemas.microsoft.com/office/word/2006/wordml" xmlns:wps="http://schemas.microsoft.com/office/word/2010/wordprocessingShape" mc:Ignorable="w14 w15 w16se w16cid w16 w16cex w16sdtdh wp14">
+<w:numbering xmlns:wpc="http://schemas.microsoft.com/office/word/2010/wordprocessingCanvas" xmlns:cx="http://schemas.microsoft.com/office/drawing/2014/chartex" xmlns:cx1="http://schemas.microsoft.com/office/drawing/2015/9/8/chartex" xmlns:cx2="http://schemas.microsoft.com/office/drawing/2015/10/21/chartex" xmlns:cx3="http://schemas.microsoft.com/office/drawing/2016/5/9/chartex" xmlns:cx4="http://schemas.microsoft.com/office/drawing/2016/5/10/chartex" xmlns:cx5="http://schemas.microsoft.com/office/drawing/2016/5/11/chartex" xmlns:cx6="http://schemas.microsoft.com/office/drawing/2016/5/12/chartex" xmlns:cx7="http://schemas.microsoft.com/office/drawing/2016/5/13/chartex" xmlns:cx8="http://schemas.microsoft.com/office/drawing/2016/5/14/chartex" xmlns:mc="http://schemas.openxmlformats.org/markup-compatibility/2006" xmlns:aink="http://schemas.microsoft.com/office/drawing/2016/ink" xmlns:am3d="http://schemas.microsoft.com/office/drawing/2017/model3d" xmlns:o="urn:schemas-microsoft-com:office:office" xmlns:oel="http://schemas.microsoft.com/office/2019/extlst" xmlns:r="http://schemas.openxmlformats.org/officeDocument/2006/relationships" xmlns:m="http://schemas.openxmlformats.org/officeDocument/2006/math" xmlns:v="urn:schemas-microsoft-com:vml" xmlns:wp14="http://schemas.microsoft.com/office/word/2010/wordprocessingDrawing" xmlns:wp="http://schemas.openxmlformats.org/drawingml/2006/wordprocessingDrawing" xmlns:w10="urn:schemas-microsoft-com:office:word" xmlns:w="http://schemas.openxmlformats.org/wordprocessingml/2006/main" xmlns:w14="http://schemas.microsoft.com/office/word/2010/wordml" xmlns:w15="http://schemas.microsoft.com/office/word/2012/wordml" xmlns:w16cex="http://schemas.microsoft.com/office/word/2018/wordml/cex" xmlns:w16cid="http://schemas.microsoft.com/office/word/2016/wordml/cid" xmlns:w16="http://schemas.microsoft.com/office/word/2018/wordml" xmlns:w16du="http://schemas.microsoft.com/office/word/2023/wordml/word16du" xmlns:w16sdtdh="http://schemas.microsoft.com/office/word/2020/wordml/sdtdatahash" xmlns:w16sdtfl="http://schemas.microsoft.com/office/word/2024/wordml/sdtformatlock" xmlns:w16se="http://schemas.microsoft.com/office/word/2015/wordml/symex" xmlns:wpg="http://schemas.microsoft.com/office/word/2010/wordprocessingGroup" xmlns:wpi="http://schemas.microsoft.com/office/word/2010/wordprocessingInk" xmlns:wne="http://schemas.microsoft.com/office/word/2006/wordml" xmlns:wps="http://schemas.microsoft.com/office/word/2010/wordprocessingShape" mc:Ignorable="w14 w15 w16se w16cid w16 w16cex w16sdtdh w16sdtfl w16du wp14">
   <w:abstractNum w:abstractNumId="0" w15:restartNumberingAfterBreak="0">
     <w:nsid w:val="FFFFFF7C"/>
     <w:multiLevelType w:val="singleLevel"/>
@@ -1099,7 +1181,7 @@
 </file>
 
 <file path=word/styles.xml><?xml version="1.0" encoding="utf-8"?>
-<w:styles xmlns:mc="http://schemas.openxmlformats.org/markup-compatibility/2006" xmlns:r="http://schemas.openxmlformats.org/officeDocument/2006/relationships" xmlns:w="http://schemas.openxmlformats.org/wordprocessingml/2006/main" xmlns:w14="http://schemas.microsoft.com/office/word/2010/wordml" xmlns:w15="http://schemas.microsoft.com/office/word/2012/wordml" xmlns:w16cex="http://schemas.microsoft.com/office/word/2018/wordml/cex" xmlns:w16cid="http://schemas.microsoft.com/office/word/2016/wordml/cid" xmlns:w16="http://schemas.microsoft.com/office/word/2018/wordml" xmlns:w16sdtdh="http://schemas.microsoft.com/office/word/2020/wordml/sdtdatahash" xmlns:w16se="http://schemas.microsoft.com/office/word/2015/wordml/symex" mc:Ignorable="w14 w15 w16se w16cid w16 w16cex w16sdtdh">
+<w:styles xmlns:mc="http://schemas.openxmlformats.org/markup-compatibility/2006" xmlns:r="http://schemas.openxmlformats.org/officeDocument/2006/relationships" xmlns:w="http://schemas.openxmlformats.org/wordprocessingml/2006/main" xmlns:w14="http://schemas.microsoft.com/office/word/2010/wordml" xmlns:w15="http://schemas.microsoft.com/office/word/2012/wordml" xmlns:w16cex="http://schemas.microsoft.com/office/word/2018/wordml/cex" xmlns:w16cid="http://schemas.microsoft.com/office/word/2016/wordml/cid" xmlns:w16="http://schemas.microsoft.com/office/word/2018/wordml" xmlns:w16du="http://schemas.microsoft.com/office/word/2023/wordml/word16du" xmlns:w16sdtdh="http://schemas.microsoft.com/office/word/2020/wordml/sdtdatahash" xmlns:w16sdtfl="http://schemas.microsoft.com/office/word/2024/wordml/sdtformatlock" xmlns:w16se="http://schemas.microsoft.com/office/word/2015/wordml/symex" mc:Ignorable="w14 w15 w16se w16cid w16 w16cex w16sdtdh w16sdtfl w16du">
   <w:docDefaults>
     <w:rPrDefault>
       <w:rPr>
@@ -1857,7 +1939,7 @@
     <w:link w:val="TitleChar"/>
     <w:uiPriority w:val="10"/>
     <w:qFormat/>
-    <w:rsid w:val="007106C8"/>
+    <w:rsid w:val="00E854FA"/>
     <w:pPr>
       <w:spacing w:after="300" w:line="240" w:lineRule="auto"/>
       <w:contextualSpacing/>
@@ -1867,7 +1949,7 @@
       <w:rFonts w:eastAsiaTheme="majorEastAsia" w:cstheme="majorBidi"/>
       <w:spacing w:val="5"/>
       <w:kern w:val="28"/>
-      <w:sz w:val="52"/>
+      <w:sz w:val="40"/>
       <w:szCs w:val="52"/>
       <w:lang w:val="sv-SE" w:eastAsia="en-US" w:bidi="ar-SA"/>
     </w:rPr>
@@ -1877,12 +1959,12 @@
     <w:basedOn w:val="DefaultParagraphFont"/>
     <w:link w:val="Title"/>
     <w:uiPriority w:val="10"/>
-    <w:rsid w:val="007106C8"/>
+    <w:rsid w:val="00E854FA"/>
     <w:rPr>
       <w:rFonts w:ascii="Times New Roman" w:eastAsiaTheme="majorEastAsia" w:hAnsi="Times New Roman" w:cstheme="majorBidi"/>
       <w:spacing w:val="5"/>
       <w:kern w:val="28"/>
-      <w:sz w:val="52"/>
+      <w:sz w:val="40"/>
       <w:szCs w:val="52"/>
       <w:lang w:val="sv-SE" w:eastAsia="en-US" w:bidi="ar-SA"/>
     </w:rPr>

--- a/klagomål/A 25852-2026 FSC-klagomål.docx
+++ b/klagomål/A 25852-2026 FSC-klagomål.docx
@@ -961,7 +961,7 @@
     <w:r>
       <w:tab/>
       <w:tab/>
-      <w:t>2026-06-18</w:t>
+      <w:t>2026-06-19</w:t>
       <w:br/>
       <w:br/>
     </w:r>

--- a/klagomål/A 25852-2026 FSC-klagomål.docx
+++ b/klagomål/A 25852-2026 FSC-klagomål.docx
@@ -961,7 +961,7 @@
     <w:r>
       <w:tab/>
       <w:tab/>
-      <w:t>2026-06-19</w:t>
+      <w:t>2026-06-20</w:t>
       <w:br/>
       <w:br/>
     </w:r>

--- a/klagomål/A 25852-2026 FSC-klagomål.docx
+++ b/klagomål/A 25852-2026 FSC-klagomål.docx
@@ -168,38 +168,7 @@
     </w:p>
     <w:p>
       <w:r>
-        <w:t>Detta dokument behandlar höga naturvärden i avverkningsanmälan A 25852-2026 i Bräcke kommun som inkom 2026-06-05 och omfattar 3,7 ha.</w:t>
-      </w:r>
-    </w:p>
-    <w:p>
-      <w:r>
-        <w:t>Nedan presenteras fynd av naturvårdsarter som gjorts i det avverkningsanmälda området, samt relevanta utdrag ur standarderna för FSC, Chain of Custody, Controlled Wood och PEFC. I BILAGA 1 finns artfakta om rödlistade arter.</w:t>
-      </w:r>
-    </w:p>
-    <w:p>
-      <w:r>
-        <w:t>Vi förväntar oss att ni återkommer med ett skriftligt svar på vårt klagomål och även beskriver vilka korrigerande åtgärder ni satt in för att rätta till identifierade brister i er efterlevnad av den svenska FSC standarden.</w:t>
-      </w:r>
-    </w:p>
-    <w:p>
-      <w:pPr>
-        <w:pStyle w:val="Heading1"/>
-      </w:pPr>
-      <w:r>
-        <w:t>Naturvårdsarter</w:t>
-      </w:r>
-    </w:p>
-    <w:p>
-      <w:r>
-        <w:t>I och inom 25 meter från avverkningsanmälan har följande 7 naturvårdsarter hittats: garnlav (VU, T), dvärgbägarlav (NT, T), kolflarnlav (NT, T), lunglav (NT, T), rynkskinn (NT, T), vedtrappmossa (NT, T) och vedticka (S, T). Av dessa är 6 rödlistade. För rödlistade arter har rödlistekategorin angivits inom parentes. Arter som är signalarter enligt Skogsstyrelsen har markerats med (S). Typiska arter inom Natura 2000 som är kopplade till skogsekosystem har markerats med (T).</w:t>
-      </w:r>
-    </w:p>
-    <w:p>
-      <w:r>
-        <w:t>De påträffade naturvårdsarterna är ett tydligt kvitto på att det rör sig om en skog med höga naturvärden.</w:t>
-      </w:r>
-      <w:r>
-        <w:t xml:space="preserve"> I Figur 1 visas fyndplatser för naturvårdsarter i området, som finns registrerade på Artportalen.</w:t>
+        <w:t>Detta klagomål behandlar höga naturvärden i avverkningsanmälan A 25852-2026 i Bräcke kommun som inkom 2026-06-05 och omfattar 3,7 ha.</w:t>
       </w:r>
     </w:p>
     <w:p>
@@ -209,7 +178,7 @@
       <w:r>
         <w:drawing>
           <wp:inline xmlns:a="http://schemas.openxmlformats.org/drawingml/2006/main" xmlns:pic="http://schemas.openxmlformats.org/drawingml/2006/picture">
-            <wp:extent cx="5381122" cy="5688000"/>
+            <wp:extent cx="5415179" cy="5724000"/>
             <wp:docPr id="1" name="Picture 1"/>
             <wp:cNvGraphicFramePr>
               <a:graphicFrameLocks noChangeAspect="1"/>
@@ -230,7 +199,7 @@
                   <pic:spPr>
                     <a:xfrm>
                       <a:off x="0" y="0"/>
-                      <a:ext cx="5381122" cy="5688000"/>
+                      <a:ext cx="5415179" cy="5724000"/>
                     </a:xfrm>
                     <a:prstGeom prst="rect"/>
                   </pic:spPr>
@@ -247,7 +216,64 @@
         <w:spacing w:after="240"/>
       </w:pPr>
       <w:r>
-        <w:t>Figur 1. Fyndplatser för naturvårdsarter i och inom 25 meter från avverkningsanmälan (röd linje). Markörer utan svart kant är placerade på fyndplatsen. Markörer med svart kant är placerade vid sidan av fyndplatsen och har ett svart streck som visar fyndplatsens exakta position. Kartans mittpunktskoordinat är N 6980146, E 535446 i SWEREF 99 TM.</w:t>
+        <w:t>Figur 1. Fyndplatser för naturvårdsarter i och inom 25 meter från avverkningsanmälan. Markörer utan svart kant är placerade på fyndplatsen. Markörer med svart kant är placerade vid sidan av fyndplatsen har ett svart streck som visar fyndplatsens exakta position. Kartans mittpunktskoordinat är N 6980146, E 535446 i SWEREF 99 TM.</w:t>
+      </w:r>
+    </w:p>
+    <w:p>
+      <w:r>
+        <w:t>I och inom 25 meter från avverkningsanmälan finns fynd av 7 naturvårdsarter, varav 6 är rödlistade, 7 är typiska (T) och 1 är signalart (S): garnlav (VU, T), dvärgbägarlav (NT, T), kolflarnlav (NT, T), lunglav (NT, T), rynkskinn (NT, T), vedtrappmossa (NT, T) och vedticka (S, T). Se Figur 1.</w:t>
+      </w:r>
+    </w:p>
+    <w:p>
+      <w:r>
+        <w:t>Nedan presenteras relevanta utdrag ur standarderna för FSC, Chain of Custody, Controlled Wood och PEFC.</w:t>
+      </w:r>
+    </w:p>
+    <w:p>
+      <w:r>
+        <w:t>Vi förväntar oss att ni återkommer med ett skriftligt svar på vårt klagomål och även beskriver vilka korrigerande åtgärder ni satt in för att rätta till identifierade brister i er efterlevnad av den svenska FSC standarden.</w:t>
+      </w:r>
+    </w:p>
+    <w:p>
+      <w:pPr>
+        <w:pStyle w:val="Heading1"/>
+      </w:pPr>
+      <w:r>
+        <w:t>Naturvårdsarter och fridlysta arter</w:t>
+      </w:r>
+    </w:p>
+    <w:p>
+      <w:r>
+        <w:t>Nedan följer beskrivningar av de naturvårdsarter och fridlysta arter som har sina livsmiljöer och växtplatser i den avverkningsanmälda skogen. Se även ytterligare artfakta i BILAGA 1. De påträffade naturvårdsarterna är ett tydligt kvitto på att det rör sig om en skog med höga naturvärden.</w:t>
+      </w:r>
+    </w:p>
+    <w:p>
+      <w:r>
+        <w:rPr>
+          <w:b/>
+        </w:rPr>
+        <w:t>Garnlav (VU)</w:t>
+      </w:r>
+      <w:r>
+        <w:t xml:space="preserve"> är en utpräglad barrskogsart som ibland kan drapera träden i norrländska grannaturskogar med hög luftfuktighet. Den förekommer även i talldominerade bestånd där den, förutom i trädens grenverk, påträffas hängande över ojämnheter i tallbarken. Arten har minskat starkt i södra och mellersta Sverige och den minskar även i sitt nordliga utbredningsområde. Minskningstakten uppgår till 30 (20–50) % inom 50 år och överstiger gränsvärdet för Sårbar (VU). Orsaken till tillbakagången beror främst på slutavverkningar av naturskogsartade skogar. Bestånd med riklig förekomst bör regelmässigt sparas, vilket även gynnar flera andra sällsynta och rödlistade arter. Garnlav är värdväxt för den mycket sällsynta och akut hotade fjärilen barrskogslavfly (CR) som hör hemma i boreala barrskogar med riklig förekomst av värdväxten. Tidigare kunde arten konstateras årligen på flera platser vid Dala-Floda i Dalarna innan lokalerna kalavverkades. Senaste fyndet i landet av barrskogslavfly är från år 2000 då den påträffades vid Högberget i Sollefteå kommun. Garnlav är typisk art för </w:t>
+      </w:r>
+      <w:r>
+        <w:rPr>
+          <w:i/>
+        </w:rPr>
+        <w:t xml:space="preserve">9010 Taiga </w:t>
+      </w:r>
+      <w:r>
+        <w:t>och</w:t>
+      </w:r>
+      <w:r>
+        <w:rPr>
+          <w:i/>
+        </w:rPr>
+        <w:t xml:space="preserve"> 9070 Trädklädd betesmark</w:t>
+      </w:r>
+      <w:r>
+        <w:t xml:space="preserve"> (SLU Artdatabanken, 2026).</w:t>
       </w:r>
     </w:p>
     <w:p>
@@ -275,10 +301,135 @@
         <w:rPr>
           <w:b/>
         </w:rPr>
-        <w:t>Garnlav (VU)</w:t>
-      </w:r>
-      <w:r>
-        <w:t xml:space="preserve"> är en utpräglad barrskogsart som ibland kan drapera träden i norrländska grannaturskogar med hög luftfuktighet. Den förekommer även i talldominerade bestånd där den, förutom i trädens grenverk, påträffas hängande över ojämnheter i tallbarken. Arten har minskat starkt i södra och mellersta Sverige och den minskar även i sitt nordliga utbredningsområde. Minskningstakten uppgår till 30 (20–50) % inom 50 år och överstiger gränsvärdet för Sårbar (VU). Orsaken till tillbakagången beror främst på slutavverkningar av naturskogsartade skogar. Bestånd med riklig förekomst bör regelmässigt sparas, vilket även gynnar flera andra sällsynta och rödlistade arter. Garnlav är värdväxt för den mycket sällsynta och akut hotade fjärilen barrskogslavfly (CR) som hör hemma i boreala barrskogar med riklig förekomst av värdväxten. Tidigare kunde arten konstateras årligen på flera platser vid Dala-Floda i Dalarna innan lokalerna kalavverkades. Senaste fyndet i landet av barrskogslavfly är från år 2000 då den påträffades vid Högberget i Sollefteå kommun. Garnlav är typisk art för </w:t>
+        <w:t>Kolflarnlav (NT)</w:t>
+      </w:r>
+      <w:r>
+        <w:t xml:space="preserve"> är brandberoende och växer nästan uteslutande på kolad hård kärnved av tall. Etableringen verkar ske först 100–300 år efter brand och nytt substrat nybildas i mycket begränsad omfattning. Avverkning av tallskog av naturskogskaraktär med spår av återkommande bränder är ett hot och mängden lämplig ved att växa på för arten minskar dels på grund av naturlig nedbrytning men framförallt på grund av att det förstörs i samband med slutavverkningar, gallringar och markberedning. Såväl kolflarnlav som mörk kolflarnlav har glänsande bålfjäll och förekommer främst i tall- och blandbarrskogar av naturskogskaraktär med spår av återkommande bränder. Skogar som dessa hyser höga biologiska värden och bör skyddas. Kolflarnlav är typisk art för </w:t>
+      </w:r>
+      <w:r>
+        <w:rPr>
+          <w:i/>
+        </w:rPr>
+        <w:t>9010 Taiga</w:t>
+      </w:r>
+      <w:r>
+        <w:t xml:space="preserve"> (SLU Artdatabanken, 2024).</w:t>
+      </w:r>
+    </w:p>
+    <w:p>
+      <w:r>
+        <w:rPr>
+          <w:b/>
+        </w:rPr>
+        <w:t>Lunglav (NT)</w:t>
+      </w:r>
+      <w:r>
+        <w:t xml:space="preserve"> är en av vårt lands främsta signalarter som överallt indikerar gamla lövträd, skogsbestånd med höga naturvärden och ekosystem med långskoglig kontinuitet. Lokalt kan förekomsten vara mycket riklig men den hittas nästan enbart i gamla och ej slutavverkade skogar. Artens samtliga förekomster bör uppmärksammas från naturvårdssynpunkt, då många lokaler även hyser andra ovanliga och rödlistade arter. Rikliga förekomster bör skyddas med biotopskydd, frivilliga avsättningar eller reservat. På lunglav kan de sällsynta lavparasiterna lunglavshårprick (CR), </w:t>
+      </w:r>
+      <w:r>
+        <w:rPr>
+          <w:i/>
+        </w:rPr>
+        <w:t>Abrothallus diederichii</w:t>
+      </w:r>
+      <w:r>
+        <w:t xml:space="preserve"> (VU), </w:t>
+      </w:r>
+      <w:r>
+        <w:rPr>
+          <w:i/>
+        </w:rPr>
+        <w:t>Abrothallus lobariae</w:t>
+      </w:r>
+      <w:r>
+        <w:t xml:space="preserve"> (VU), </w:t>
+      </w:r>
+      <w:r>
+        <w:rPr>
+          <w:i/>
+        </w:rPr>
+        <w:t>Calycina lobariae</w:t>
+      </w:r>
+      <w:r>
+        <w:t xml:space="preserve"> (VU), lunglavsknapp (VU) och skrovelmössing (VU) påträffas. Lunglav är typisk art för </w:t>
+      </w:r>
+      <w:r>
+        <w:rPr>
+          <w:i/>
+        </w:rPr>
+        <w:t>9010 Taiga, 9020 Nordlig ädellövskog, 9110 Näringsfattig bokskog, 9130 Näringsrik bokskog, 9160 Näringsrik ekskog, 9180 Ädellövskog i branter, 9190 Näringsfattig ekskog, 9070 Trädklädd betesmark, 9040 Fjällbjörkskog</w:t>
+      </w:r>
+      <w:r>
+        <w:t xml:space="preserve"> och</w:t>
+      </w:r>
+      <w:r>
+        <w:rPr>
+          <w:i/>
+        </w:rPr>
+        <w:t xml:space="preserve"> 6530 Lövängar</w:t>
+      </w:r>
+      <w:r>
+        <w:t xml:space="preserve"> (SLU Artdatabanken, 2026; Nitare &amp; Skogsstyrelsen, 2019).</w:t>
+      </w:r>
+    </w:p>
+    <w:p>
+      <w:r>
+        <w:rPr>
+          <w:b/>
+        </w:rPr>
+        <w:t>Rynkskinn (NT)</w:t>
+      </w:r>
+      <w:r>
+        <w:t xml:space="preserve"> är en vednedbrytare som växer på grova granlågor och ingår i en karaktäristisk association av vedsvampar knutna till urskogsartade barrskogar. Den har klassificerats som en “urskogsindikator” och är placerad i toppen av Skogsstyrelsens värdepyramid för bedömning av skog med höga naturvärden. Allt tyder på att rynkskinn är mycket känslig för skogliga ingrepp och lokalerna, som oftast har höga biologiska kvaliteter, bör lämnas till fri utveckling. Rynkskinn är typisk art för </w:t>
+      </w:r>
+      <w:r>
+        <w:rPr>
+          <w:i/>
+        </w:rPr>
+        <w:t xml:space="preserve">9010 Taiga, 9050 Näringsrik granskog </w:t>
+      </w:r>
+      <w:r>
+        <w:t>och</w:t>
+      </w:r>
+      <w:r>
+        <w:rPr>
+          <w:i/>
+        </w:rPr>
+        <w:t xml:space="preserve"> 9030 Landhöjningsskog</w:t>
+      </w:r>
+      <w:r>
+        <w:t xml:space="preserve"> (Nitare &amp; Skogsstyrelsen, 2019; SLU Artdatabanken, 2026).</w:t>
+      </w:r>
+    </w:p>
+    <w:p>
+      <w:r>
+        <w:rPr>
+          <w:b/>
+        </w:rPr>
+        <w:t xml:space="preserve">Vedtrappmossa (NT) </w:t>
+      </w:r>
+      <w:r>
+        <w:t xml:space="preserve">växer på död ved, främst i gammal granskog. Den förekommer knappast alls i fjällnära barrskogar utan finns i skogslandskapet nedom fjällen och framför allt i landets södra delar är den en mycket bra signalart för barrnaturskog med höga naturvärden. Skogsavverkning och brist på grov död ved i skogen är de allvarligaste hoten och den överlever inte kalhyggesbruk. Lokaler med sluten granskog, tillräckligt stora för att säkerställa ett kontinuerligt tillskott på grova lågor, bör undantas från storskaligt skogsbruk. Vedtrappmossa är typisk art för </w:t>
+      </w:r>
+      <w:r>
+        <w:rPr>
+          <w:i/>
+        </w:rPr>
+        <w:t>9010 Taiga</w:t>
+      </w:r>
+      <w:r>
+        <w:t xml:space="preserve"> (SLU Artdatabanken, 2024).</w:t>
+      </w:r>
+    </w:p>
+    <w:p>
+      <w:r>
+        <w:rPr>
+          <w:b/>
+        </w:rPr>
+        <w:t xml:space="preserve">Vedticka </w:t>
+      </w:r>
+      <w:r>
+        <w:t xml:space="preserve">är en bra signalart söder om den naturliga norrlandsgränsen. Den är huvudsakligen knuten till äldre barrskogar där det föreligger långvarig kontinuitet av död barrved. Vedticka är typisk art för </w:t>
       </w:r>
       <w:r>
         <w:rPr>
@@ -287,161 +438,7 @@
         <w:t xml:space="preserve">9010 Taiga </w:t>
       </w:r>
       <w:r>
-        <w:t>och</w:t>
-      </w:r>
-      <w:r>
-        <w:rPr>
-          <w:i/>
-        </w:rPr>
-        <w:t xml:space="preserve"> 9070 Trädklädd betesmark</w:t>
-      </w:r>
-      <w:r>
-        <w:t xml:space="preserve"> (SLU Artdatabanken, 2026).</w:t>
-      </w:r>
-    </w:p>
-    <w:p>
-      <w:r>
-        <w:rPr>
-          <w:b/>
-        </w:rPr>
-        <w:t>Kolflarnlav (NT)</w:t>
-      </w:r>
-      <w:r>
-        <w:t xml:space="preserve"> är brandberoende och växer nästan uteslutande på kolad hård kärnved av tall. Etableringen verkar ske först 100–300 år efter brand och nytt substrat nybildas i mycket begränsad omfattning. Avverkning av tallskog av naturskogskaraktär med spår av återkommande bränder är ett hot och mängden lämplig ved att växa på för arten minskar dels på grund av naturlig nedbrytning men framförallt på grund av att det förstörs i samband med slutavverkningar, gallringar och markberedning. Såväl kolflarnlav som mörk kolflarnlav har glänsande bålfjäll och förekommer främst i tall- och blandbarrskogar av naturskogskaraktär med spår av återkommande bränder. Skogar som dessa hyser höga biologiska värden och bör skyddas. Kolflarnlav är typisk art för </w:t>
-      </w:r>
-      <w:r>
-        <w:rPr>
-          <w:i/>
-        </w:rPr>
-        <w:t>9010 Taiga</w:t>
-      </w:r>
-      <w:r>
-        <w:t xml:space="preserve"> (SLU Artdatabanken, 2024).</w:t>
-      </w:r>
-    </w:p>
-    <w:p>
-      <w:r>
-        <w:rPr>
-          <w:b/>
-        </w:rPr>
-        <w:t>Lunglav (NT)</w:t>
-      </w:r>
-      <w:r>
-        <w:t xml:space="preserve"> är en av vårt lands främsta signalarter som överallt indikerar gamla lövträd, skogsbestånd med höga naturvärden och ekosystem med långskoglig kontinuitet. Lokalt kan förekomsten vara mycket riklig men den hittas nästan enbart i gamla och ej slutavverkade skogar. Artens samtliga förekomster bör uppmärksammas från naturvårdssynpunkt, då många lokaler även hyser andra ovanliga och rödlistade arter. Rikliga förekomster bör skyddas med biotopskydd, frivilliga avsättningar eller reservat. På lunglav kan de sällsynta lavparasiterna lunglavshårprick (CR), </w:t>
-      </w:r>
-      <w:r>
-        <w:rPr>
-          <w:i/>
-        </w:rPr>
-        <w:t>Abrothallus diederichii</w:t>
-      </w:r>
-      <w:r>
-        <w:t xml:space="preserve"> (VU), </w:t>
-      </w:r>
-      <w:r>
-        <w:rPr>
-          <w:i/>
-        </w:rPr>
-        <w:t>Abrothallus lobariae</w:t>
-      </w:r>
-      <w:r>
-        <w:t xml:space="preserve"> (VU), </w:t>
-      </w:r>
-      <w:r>
-        <w:rPr>
-          <w:i/>
-        </w:rPr>
-        <w:t>Calycina lobariae</w:t>
-      </w:r>
-      <w:r>
-        <w:t xml:space="preserve"> (VU), lunglavsknapp (VU) och skrovelmössing (VU) påträffas. Lunglav är typisk art för </w:t>
-      </w:r>
-      <w:r>
-        <w:rPr>
-          <w:i/>
-        </w:rPr>
-        <w:t>9010 Taiga, 9020 Nordlig ädellövskog, 9110 Näringsfattig bokskog, 9130 Näringsrik bokskog, 9160 Näringsrik ekskog, 9180 Ädellövskog i branter, 9190 Näringsfattig ekskog, 9070 Trädklädd betesmark, 9040 Fjällbjörkskog</w:t>
-      </w:r>
-      <w:r>
-        <w:t xml:space="preserve"> och</w:t>
-      </w:r>
-      <w:r>
-        <w:rPr>
-          <w:i/>
-        </w:rPr>
-        <w:t xml:space="preserve"> 6530 Lövängar</w:t>
-      </w:r>
-      <w:r>
-        <w:t xml:space="preserve"> (SLU Artdatabanken, 2026; Nitare &amp; Skogsstyrelsen, 2019).</w:t>
-      </w:r>
-    </w:p>
-    <w:p>
-      <w:r>
-        <w:rPr>
-          <w:b/>
-        </w:rPr>
-        <w:t>Rynkskinn (NT)</w:t>
-      </w:r>
-      <w:r>
-        <w:t xml:space="preserve"> är en vednedbrytare som växer på grova granlågor och ingår i en karaktäristisk association av vedsvampar knutna till urskogsartade barrskogar. Den har klassificerats som en “urskogsindikator” och är placerad i toppen av Skogsstyrelsens värdepyramid för bedömning av skog med höga naturvärden. Allt tyder på att rynkskinn är mycket känslig för skogliga ingrepp och lokalerna, som oftast har höga biologiska kvaliteter, bör lämnas till fri utveckling. Rynkskinn är typisk art för </w:t>
-      </w:r>
-      <w:r>
-        <w:rPr>
-          <w:i/>
-        </w:rPr>
-        <w:t xml:space="preserve">9010 Taiga, 9050 Näringsrik granskog </w:t>
-      </w:r>
-      <w:r>
-        <w:t>och</w:t>
-      </w:r>
-      <w:r>
-        <w:rPr>
-          <w:i/>
-        </w:rPr>
-        <w:t xml:space="preserve"> 9030 Landhöjningsskog</w:t>
-      </w:r>
-      <w:r>
-        <w:t xml:space="preserve"> (Nitare &amp; Skogsstyrelsen, 2019; SLU Artdatabanken, 2026).</w:t>
-      </w:r>
-    </w:p>
-    <w:p>
-      <w:r>
-        <w:rPr>
-          <w:b/>
-        </w:rPr>
-        <w:t xml:space="preserve">Vedticka </w:t>
-      </w:r>
-      <w:r>
-        <w:t xml:space="preserve">är en bra signalart söder om den naturliga norrlandsgränsen. Den är huvudsakligen knuten till äldre barrskogar där det föreligger långvarig kontinuitet av död barrved. Vedticka är typisk art för </w:t>
-      </w:r>
-      <w:r>
-        <w:rPr>
-          <w:i/>
-        </w:rPr>
-        <w:t xml:space="preserve">9010 Taiga </w:t>
-      </w:r>
-      <w:r>
         <w:t>(Nitare &amp; Skogsstyrelsen, 2019; SLU Artdatabanken, 2025).</w:t>
-      </w:r>
-    </w:p>
-    <w:p>
-      <w:r>
-        <w:rPr>
-          <w:b/>
-        </w:rPr>
-        <w:t xml:space="preserve">Vedtrappmossa (NT) </w:t>
-      </w:r>
-      <w:r>
-        <w:t xml:space="preserve">växer på död ved, främst i gammal granskog. Den förekommer knappast alls i fjällnära barrskogar utan finns i skogslandskapet nedom fjällen och framför allt i landets södra delar är den en mycket bra signalart för barrnaturskog med höga naturvärden. Skogsavverkning och brist på grov död ved i skogen är de allvarligaste hoten och den överlever inte kalhyggesbruk. Lokaler med sluten granskog, tillräckligt stora för att säkerställa ett kontinuerligt tillskott på grova lågor, bör undantas från storskaligt skogsbruk. Vedtrappmossa är typisk art för </w:t>
-      </w:r>
-      <w:r>
-        <w:rPr>
-          <w:i/>
-        </w:rPr>
-        <w:t>9010 Taiga</w:t>
-      </w:r>
-      <w:r>
-        <w:t xml:space="preserve"> (SLU Artdatabanken, 2024).</w:t>
       </w:r>
     </w:p>
     <w:p>
@@ -961,7 +958,7 @@
     <w:r>
       <w:tab/>
       <w:tab/>
-      <w:t>2026-06-20</w:t>
+      <w:t>2026-06-21</w:t>
       <w:br/>
       <w:br/>
     </w:r>

--- a/klagomål/A 25852-2026 FSC-klagomål.docx
+++ b/klagomål/A 25852-2026 FSC-klagomål.docx
@@ -958,7 +958,7 @@
     <w:r>
       <w:tab/>
       <w:tab/>
-      <w:t>2026-06-21</w:t>
+      <w:t>2026-06-22</w:t>
       <w:br/>
       <w:br/>
     </w:r>

--- a/klagomål/A 25852-2026 FSC-klagomål.docx
+++ b/klagomål/A 25852-2026 FSC-klagomål.docx
@@ -958,7 +958,7 @@
     <w:r>
       <w:tab/>
       <w:tab/>
-      <w:t>2026-06-22</w:t>
+      <w:t>2026-06-23</w:t>
       <w:br/>
       <w:br/>
     </w:r>

--- a/klagomål/A 25852-2026 FSC-klagomål.docx
+++ b/klagomål/A 25852-2026 FSC-klagomål.docx
@@ -958,7 +958,7 @@
     <w:r>
       <w:tab/>
       <w:tab/>
-      <w:t>2026-06-23</w:t>
+      <w:t>2026-06-24</w:t>
       <w:br/>
       <w:br/>
     </w:r>

--- a/klagomål/A 25852-2026 FSC-klagomål.docx
+++ b/klagomål/A 25852-2026 FSC-klagomål.docx
@@ -958,7 +958,7 @@
     <w:r>
       <w:tab/>
       <w:tab/>
-      <w:t>2026-06-24</w:t>
+      <w:t>2026-06-25</w:t>
       <w:br/>
       <w:br/>
     </w:r>

--- a/klagomål/A 25852-2026 FSC-klagomål.docx
+++ b/klagomål/A 25852-2026 FSC-klagomål.docx
@@ -958,7 +958,7 @@
     <w:r>
       <w:tab/>
       <w:tab/>
-      <w:t>2026-06-25</w:t>
+      <w:t>2026-06-26</w:t>
       <w:br/>
       <w:br/>
     </w:r>

--- a/klagomål/A 25852-2026 FSC-klagomål.docx
+++ b/klagomål/A 25852-2026 FSC-klagomål.docx
@@ -958,7 +958,7 @@
     <w:r>
       <w:tab/>
       <w:tab/>
-      <w:t>2026-06-26</w:t>
+      <w:t>2026-06-27</w:t>
       <w:br/>
       <w:br/>
     </w:r>

--- a/klagomål/A 25852-2026 FSC-klagomål.docx
+++ b/klagomål/A 25852-2026 FSC-klagomål.docx
@@ -958,7 +958,7 @@
     <w:r>
       <w:tab/>
       <w:tab/>
-      <w:t>2026-06-27</w:t>
+      <w:t>2026-06-28</w:t>
       <w:br/>
       <w:br/>
     </w:r>

--- a/klagomål/A 25852-2026 FSC-klagomål.docx
+++ b/klagomål/A 25852-2026 FSC-klagomål.docx
@@ -958,7 +958,7 @@
     <w:r>
       <w:tab/>
       <w:tab/>
-      <w:t>2026-06-28</w:t>
+      <w:t>2026-06-29</w:t>
       <w:br/>
       <w:br/>
     </w:r>

--- a/klagomål/A 25852-2026 FSC-klagomål.docx
+++ b/klagomål/A 25852-2026 FSC-klagomål.docx
@@ -958,7 +958,7 @@
     <w:r>
       <w:tab/>
       <w:tab/>
-      <w:t>2026-06-29</w:t>
+      <w:t>2026-06-30</w:t>
       <w:br/>
       <w:br/>
     </w:r>

--- a/klagomål/A 25852-2026 FSC-klagomål.docx
+++ b/klagomål/A 25852-2026 FSC-klagomål.docx
@@ -958,7 +958,7 @@
     <w:r>
       <w:tab/>
       <w:tab/>
-      <w:t>2026-06-30</w:t>
+      <w:t>2026-07-01</w:t>
       <w:br/>
       <w:br/>
     </w:r>

--- a/klagomål/A 25852-2026 FSC-klagomål.docx
+++ b/klagomål/A 25852-2026 FSC-klagomål.docx
@@ -958,7 +958,7 @@
     <w:r>
       <w:tab/>
       <w:tab/>
-      <w:t>2026-07-01</w:t>
+      <w:t>2026-07-02</w:t>
       <w:br/>
       <w:br/>
     </w:r>

--- a/klagomål/A 25852-2026 FSC-klagomål.docx
+++ b/klagomål/A 25852-2026 FSC-klagomål.docx
@@ -958,7 +958,7 @@
     <w:r>
       <w:tab/>
       <w:tab/>
-      <w:t>2026-07-13</w:t>
+      <w:t>2026-07-14</w:t>
       <w:br/>
       <w:br/>
     </w:r>

--- a/klagomål/A 25852-2026 FSC-klagomål.docx
+++ b/klagomål/A 25852-2026 FSC-klagomål.docx
@@ -958,7 +958,7 @@
     <w:r>
       <w:tab/>
       <w:tab/>
-      <w:t>2026-07-14</w:t>
+      <w:t>2026-07-15</w:t>
       <w:br/>
       <w:br/>
     </w:r>

--- a/klagomål/A 25852-2026 FSC-klagomål.docx
+++ b/klagomål/A 25852-2026 FSC-klagomål.docx
@@ -958,7 +958,7 @@
     <w:r>
       <w:tab/>
       <w:tab/>
-      <w:t>2026-07-15</w:t>
+      <w:t>2026-07-16</w:t>
       <w:br/>
       <w:br/>
     </w:r>

--- a/klagomål/A 25852-2026 FSC-klagomål.docx
+++ b/klagomål/A 25852-2026 FSC-klagomål.docx
@@ -958,7 +958,7 @@
     <w:r>
       <w:tab/>
       <w:tab/>
-      <w:t>2026-07-16</w:t>
+      <w:t>2026-07-17</w:t>
       <w:br/>
       <w:br/>
     </w:r>

--- a/klagomål/A 25852-2026 FSC-klagomål.docx
+++ b/klagomål/A 25852-2026 FSC-klagomål.docx
@@ -958,7 +958,7 @@
     <w:r>
       <w:tab/>
       <w:tab/>
-      <w:t>2026-07-17</w:t>
+      <w:t>2026-07-18</w:t>
       <w:br/>
       <w:br/>
     </w:r>

--- a/klagomål/A 25852-2026 FSC-klagomål.docx
+++ b/klagomål/A 25852-2026 FSC-klagomål.docx
@@ -958,7 +958,7 @@
     <w:r>
       <w:tab/>
       <w:tab/>
-      <w:t>2026-07-18</w:t>
+      <w:t>2026-07-19</w:t>
       <w:br/>
       <w:br/>
     </w:r>

--- a/klagomål/A 25852-2026 FSC-klagomål.docx
+++ b/klagomål/A 25852-2026 FSC-klagomål.docx
@@ -958,7 +958,7 @@
     <w:r>
       <w:tab/>
       <w:tab/>
-      <w:t>2026-07-19</w:t>
+      <w:t>2026-07-20</w:t>
       <w:br/>
       <w:br/>
     </w:r>

--- a/klagomål/A 25852-2026 FSC-klagomål.docx
+++ b/klagomål/A 25852-2026 FSC-klagomål.docx
@@ -958,7 +958,7 @@
     <w:r>
       <w:tab/>
       <w:tab/>
-      <w:t>2026-07-20</w:t>
+      <w:t>2026-07-21</w:t>
       <w:br/>
       <w:br/>
     </w:r>

--- a/klagomål/A 25852-2026 FSC-klagomål.docx
+++ b/klagomål/A 25852-2026 FSC-klagomål.docx
@@ -958,7 +958,7 @@
     <w:r>
       <w:tab/>
       <w:tab/>
-      <w:t>2026-07-21</w:t>
+      <w:t>2026-07-22</w:t>
       <w:br/>
       <w:br/>
     </w:r>

--- a/klagomål/A 25852-2026 FSC-klagomål.docx
+++ b/klagomål/A 25852-2026 FSC-klagomål.docx
@@ -958,7 +958,7 @@
     <w:r>
       <w:tab/>
       <w:tab/>
-      <w:t>2026-07-22</w:t>
+      <w:t>2026-07-23</w:t>
       <w:br/>
       <w:br/>
     </w:r>

--- a/klagomål/A 25852-2026 FSC-klagomål.docx
+++ b/klagomål/A 25852-2026 FSC-klagomål.docx
@@ -958,7 +958,7 @@
     <w:r>
       <w:tab/>
       <w:tab/>
-      <w:t>2026-07-23</w:t>
+      <w:t>2026-07-24</w:t>
       <w:br/>
       <w:br/>
     </w:r>

--- a/klagomål/A 25852-2026 FSC-klagomål.docx
+++ b/klagomål/A 25852-2026 FSC-klagomål.docx
@@ -958,7 +958,7 @@
     <w:r>
       <w:tab/>
       <w:tab/>
-      <w:t>2026-07-24</w:t>
+      <w:t>2026-07-25</w:t>
       <w:br/>
       <w:br/>
     </w:r>

--- a/klagomål/A 25852-2026 FSC-klagomål.docx
+++ b/klagomål/A 25852-2026 FSC-klagomål.docx
@@ -958,7 +958,7 @@
     <w:r>
       <w:tab/>
       <w:tab/>
-      <w:t>2026-07-25</w:t>
+      <w:t>2026-07-26</w:t>
       <w:br/>
       <w:br/>
     </w:r>

--- a/klagomål/A 25852-2026 FSC-klagomål.docx
+++ b/klagomål/A 25852-2026 FSC-klagomål.docx
@@ -958,7 +958,7 @@
     <w:r>
       <w:tab/>
       <w:tab/>
-      <w:t>2026-07-26</w:t>
+      <w:t>2026-07-27</w:t>
       <w:br/>
       <w:br/>
     </w:r>

--- a/klagomål/A 25852-2026 FSC-klagomål.docx
+++ b/klagomål/A 25852-2026 FSC-klagomål.docx
@@ -958,7 +958,7 @@
     <w:r>
       <w:tab/>
       <w:tab/>
-      <w:t>2026-07-27</w:t>
+      <w:t>2026-07-28</w:t>
       <w:br/>
       <w:br/>
     </w:r>

--- a/klagomål/A 25852-2026 FSC-klagomål.docx
+++ b/klagomål/A 25852-2026 FSC-klagomål.docx
@@ -958,7 +958,7 @@
     <w:r>
       <w:tab/>
       <w:tab/>
-      <w:t>2026-07-28</w:t>
+      <w:t>2026-07-29</w:t>
       <w:br/>
       <w:br/>
     </w:r>

--- a/klagomål/A 25852-2026 FSC-klagomål.docx
+++ b/klagomål/A 25852-2026 FSC-klagomål.docx
@@ -958,7 +958,7 @@
     <w:r>
       <w:tab/>
       <w:tab/>
-      <w:t>2026-07-29</w:t>
+      <w:t>2026-07-30</w:t>
       <w:br/>
       <w:br/>
     </w:r>

--- a/klagomål/A 25852-2026 FSC-klagomål.docx
+++ b/klagomål/A 25852-2026 FSC-klagomål.docx
@@ -958,7 +958,7 @@
     <w:r>
       <w:tab/>
       <w:tab/>
-      <w:t>2026-07-30</w:t>
+      <w:t>2026-07-31</w:t>
       <w:br/>
       <w:br/>
     </w:r>

--- a/klagomål/A 25852-2026 FSC-klagomål.docx
+++ b/klagomål/A 25852-2026 FSC-klagomål.docx
@@ -958,7 +958,7 @@
     <w:r>
       <w:tab/>
       <w:tab/>
-      <w:t>2026-07-31</w:t>
+      <w:t>2026-08-01</w:t>
       <w:br/>
       <w:br/>
     </w:r>

--- a/klagomål/A 25852-2026 FSC-klagomål.docx
+++ b/klagomål/A 25852-2026 FSC-klagomål.docx
@@ -958,7 +958,7 @@
     <w:r>
       <w:tab/>
       <w:tab/>
-      <w:t>2026-08-01</w:t>
+      <w:t>2026-08-02</w:t>
       <w:br/>
       <w:br/>
     </w:r>

--- a/klagomål/A 25852-2026 FSC-klagomål.docx
+++ b/klagomål/A 25852-2026 FSC-klagomål.docx
@@ -958,7 +958,7 @@
     <w:r>
       <w:tab/>
       <w:tab/>
-      <w:t>2026-08-02</w:t>
+      <w:t>2026-08-03</w:t>
       <w:br/>
       <w:br/>
     </w:r>

--- a/klagomål/A 25852-2026 FSC-klagomål.docx
+++ b/klagomål/A 25852-2026 FSC-klagomål.docx
@@ -958,7 +958,7 @@
     <w:r>
       <w:tab/>
       <w:tab/>
-      <w:t>2026-08-03</w:t>
+      <w:t>2026-08-04</w:t>
       <w:br/>
       <w:br/>
     </w:r>

--- a/klagomål/A 25852-2026 FSC-klagomål.docx
+++ b/klagomål/A 25852-2026 FSC-klagomål.docx
@@ -958,7 +958,7 @@
     <w:r>
       <w:tab/>
       <w:tab/>
-      <w:t>2026-08-04</w:t>
+      <w:t>2026-08-05</w:t>
       <w:br/>
       <w:br/>
     </w:r>

--- a/klagomål/A 25852-2026 FSC-klagomål.docx
+++ b/klagomål/A 25852-2026 FSC-klagomål.docx
@@ -958,7 +958,7 @@
     <w:r>
       <w:tab/>
       <w:tab/>
-      <w:t>2026-08-05</w:t>
+      <w:t>2026-08-07</w:t>
       <w:br/>
       <w:br/>
     </w:r>

--- a/klagomål/A 25852-2026 FSC-klagomål.docx
+++ b/klagomål/A 25852-2026 FSC-klagomål.docx
@@ -958,7 +958,7 @@
     <w:r>
       <w:tab/>
       <w:tab/>
-      <w:t>2026-08-07</w:t>
+      <w:t>2026-08-08</w:t>
       <w:br/>
       <w:br/>
     </w:r>

--- a/klagomål/A 25852-2026 FSC-klagomål.docx
+++ b/klagomål/A 25852-2026 FSC-klagomål.docx
@@ -216,7 +216,7 @@
         <w:spacing w:after="240"/>
       </w:pPr>
       <w:r>
-        <w:t>Figur 1. Fyndplatser för naturvårdsarter i och inom 25 meter från avverkningsanmälan. Markörer utan svart kant är placerade på fyndplatsen. Markörer med svart kant är placerade vid sidan av fyndplatsen har ett svart streck som visar fyndplatsens exakta position. Kartans mittpunktskoordinat är N 6980146, E 535446 i SWEREF 99 TM.</w:t>
+        <w:t>Figur 1. Fyndplatser för naturvårdsarter i och inom 25 meter från avverkningsanmälan. Markörer utan svart kant är placerade på fyndplatsen. Markörer med svart kant är placerade vid sidan av fyndplatsen och har ett svart streck som visar fyndplatsens exakta position. Kartans mittpunktskoordinat är N 6980146, E 535446 i SWEREF 99 TM.</w:t>
       </w:r>
     </w:p>
     <w:p>
@@ -958,7 +958,7 @@
     <w:r>
       <w:tab/>
       <w:tab/>
-      <w:t>2026-08-14</w:t>
+      <w:t>2026-08-15</w:t>
       <w:br/>
       <w:br/>
     </w:r>

--- a/klagomål/A 25852-2026 FSC-klagomål.docx
+++ b/klagomål/A 25852-2026 FSC-klagomål.docx
@@ -958,7 +958,7 @@
     <w:r>
       <w:tab/>
       <w:tab/>
-      <w:t>2026-08-15</w:t>
+      <w:t>2026-08-16</w:t>
       <w:br/>
       <w:br/>
     </w:r>

--- a/klagomål/A 25852-2026 FSC-klagomål.docx
+++ b/klagomål/A 25852-2026 FSC-klagomål.docx
@@ -958,7 +958,7 @@
     <w:r>
       <w:tab/>
       <w:tab/>
-      <w:t>2026-08-16</w:t>
+      <w:t>2026-08-17</w:t>
       <w:br/>
       <w:br/>
     </w:r>

--- a/klagomål/A 25852-2026 FSC-klagomål.docx
+++ b/klagomål/A 25852-2026 FSC-klagomål.docx
@@ -958,7 +958,7 @@
     <w:r>
       <w:tab/>
       <w:tab/>
-      <w:t>2026-08-17</w:t>
+      <w:t>2026-08-18</w:t>
       <w:br/>
       <w:br/>
     </w:r>

--- a/klagomål/A 25852-2026 FSC-klagomål.docx
+++ b/klagomål/A 25852-2026 FSC-klagomål.docx
@@ -958,7 +958,7 @@
     <w:r>
       <w:tab/>
       <w:tab/>
-      <w:t>2026-08-18</w:t>
+      <w:t>2026-08-19</w:t>
       <w:br/>
       <w:br/>
     </w:r>

--- a/klagomål/A 25852-2026 FSC-klagomål.docx
+++ b/klagomål/A 25852-2026 FSC-klagomål.docx
@@ -958,7 +958,7 @@
     <w:r>
       <w:tab/>
       <w:tab/>
-      <w:t>2026-08-19</w:t>
+      <w:t>2026-08-20</w:t>
       <w:br/>
       <w:br/>
     </w:r>

--- a/klagomål/A 25852-2026 FSC-klagomål.docx
+++ b/klagomål/A 25852-2026 FSC-klagomål.docx
@@ -958,7 +958,7 @@
     <w:r>
       <w:tab/>
       <w:tab/>
-      <w:t>2026-08-20</w:t>
+      <w:t>2026-08-21</w:t>
       <w:br/>
       <w:br/>
     </w:r>

--- a/klagomål/A 25852-2026 FSC-klagomål.docx
+++ b/klagomål/A 25852-2026 FSC-klagomål.docx
@@ -958,7 +958,7 @@
     <w:r>
       <w:tab/>
       <w:tab/>
-      <w:t>2026-08-21</w:t>
+      <w:t>2026-08-22</w:t>
       <w:br/>
       <w:br/>
     </w:r>

--- a/klagomål/A 25852-2026 FSC-klagomål.docx
+++ b/klagomål/A 25852-2026 FSC-klagomål.docx
@@ -958,7 +958,7 @@
     <w:r>
       <w:tab/>
       <w:tab/>
-      <w:t>2026-08-22</w:t>
+      <w:t>2026-08-23</w:t>
       <w:br/>
       <w:br/>
     </w:r>

--- a/klagomål/A 25852-2026 FSC-klagomål.docx
+++ b/klagomål/A 25852-2026 FSC-klagomål.docx
@@ -958,7 +958,7 @@
     <w:r>
       <w:tab/>
       <w:tab/>
-      <w:t>2026-08-23</w:t>
+      <w:t>2026-08-24</w:t>
       <w:br/>
       <w:br/>
     </w:r>

--- a/klagomål/A 25852-2026 FSC-klagomål.docx
+++ b/klagomål/A 25852-2026 FSC-klagomål.docx
@@ -958,7 +958,7 @@
     <w:r>
       <w:tab/>
       <w:tab/>
-      <w:t>2026-08-24</w:t>
+      <w:t>2026-08-25</w:t>
       <w:br/>
       <w:br/>
     </w:r>

--- a/klagomål/A 25852-2026 FSC-klagomål.docx
+++ b/klagomål/A 25852-2026 FSC-klagomål.docx
@@ -958,7 +958,7 @@
     <w:r>
       <w:tab/>
       <w:tab/>
-      <w:t>2026-08-25</w:t>
+      <w:t>2026-08-26</w:t>
       <w:br/>
       <w:br/>
     </w:r>

--- a/klagomål/A 25852-2026 FSC-klagomål.docx
+++ b/klagomål/A 25852-2026 FSC-klagomål.docx
@@ -958,7 +958,7 @@
     <w:r>
       <w:tab/>
       <w:tab/>
-      <w:t>2026-08-26</w:t>
+      <w:t>2026-08-27</w:t>
       <w:br/>
       <w:br/>
     </w:r>

--- a/klagomål/A 25852-2026 FSC-klagomål.docx
+++ b/klagomål/A 25852-2026 FSC-klagomål.docx
@@ -958,7 +958,7 @@
     <w:r>
       <w:tab/>
       <w:tab/>
-      <w:t>2026-08-27</w:t>
+      <w:t>2026-08-28</w:t>
       <w:br/>
       <w:br/>
     </w:r>

--- a/klagomål/A 25852-2026 FSC-klagomål.docx
+++ b/klagomål/A 25852-2026 FSC-klagomål.docx
@@ -958,7 +958,7 @@
     <w:r>
       <w:tab/>
       <w:tab/>
-      <w:t>2026-08-28</w:t>
+      <w:t>2026-08-29</w:t>
       <w:br/>
       <w:br/>
     </w:r>

--- a/klagomål/A 25852-2026 FSC-klagomål.docx
+++ b/klagomål/A 25852-2026 FSC-klagomål.docx
@@ -958,7 +958,7 @@
     <w:r>
       <w:tab/>
       <w:tab/>
-      <w:t>2026-08-29</w:t>
+      <w:t>2026-08-31</w:t>
       <w:br/>
       <w:br/>
     </w:r>

--- a/klagomål/A 25852-2026 FSC-klagomål.docx
+++ b/klagomål/A 25852-2026 FSC-klagomål.docx
@@ -958,7 +958,7 @@
     <w:r>
       <w:tab/>
       <w:tab/>
-      <w:t>2026-08-31</w:t>
+      <w:t>2026-09-01</w:t>
       <w:br/>
       <w:br/>
     </w:r>

--- a/klagomål/A 25852-2026 FSC-klagomål.docx
+++ b/klagomål/A 25852-2026 FSC-klagomål.docx
@@ -958,7 +958,7 @@
     <w:r>
       <w:tab/>
       <w:tab/>
-      <w:t>2026-09-01</w:t>
+      <w:t>2026-09-02</w:t>
       <w:br/>
       <w:br/>
     </w:r>

--- a/klagomål/A 25852-2026 FSC-klagomål.docx
+++ b/klagomål/A 25852-2026 FSC-klagomål.docx
@@ -958,7 +958,7 @@
     <w:r>
       <w:tab/>
       <w:tab/>
-      <w:t>2026-09-02</w:t>
+      <w:t>2026-09-03</w:t>
       <w:br/>
       <w:br/>
     </w:r>

--- a/klagomål/A 25852-2026 FSC-klagomål.docx
+++ b/klagomål/A 25852-2026 FSC-klagomål.docx
@@ -958,7 +958,7 @@
     <w:r>
       <w:tab/>
       <w:tab/>
-      <w:t>2026-09-03</w:t>
+      <w:t>2026-09-04</w:t>
       <w:br/>
       <w:br/>
     </w:r>

--- a/klagomål/A 25852-2026 FSC-klagomål.docx
+++ b/klagomål/A 25852-2026 FSC-klagomål.docx
@@ -958,7 +958,7 @@
     <w:r>
       <w:tab/>
       <w:tab/>
-      <w:t>2026-09-04</w:t>
+      <w:t>2026-09-05</w:t>
       <w:br/>
       <w:br/>
     </w:r>
